--- a/Contetnts scafold.docx
+++ b/Contetnts scafold.docx
@@ -4,24 +4,13 @@
   <w:body>
     <w:p>
       <w:pPr>
-        <w:bidi/>
-        <w:rPr>
-          <w:b/>
-          <w:bCs/>
-        </w:rPr>
-      </w:pPr>
-      <w:r>
-        <w:rPr>
-          <w:b/>
-          <w:bCs/>
-        </w:rPr>
-        <w:t>SLIDE 1 – Title</w:t>
-      </w:r>
-    </w:p>
-    <w:p>
-      <w:pPr>
-        <w:bidi/>
-      </w:pPr>
+        <w:pStyle w:val="Title"/>
+      </w:pPr>
+      <w:r>
+        <w:t>Title</w:t>
+      </w:r>
+    </w:p>
+    <w:p>
       <w:r>
         <w:rPr>
           <w:b/>
@@ -39,9 +28,6 @@
       </w:r>
     </w:p>
     <w:p>
-      <w:pPr>
-        <w:bidi/>
-      </w:pPr>
       <w:r>
         <w:t>Saeed Barzegar</w:t>
       </w:r>
@@ -59,129 +45,108 @@
       </w:r>
     </w:p>
     <w:p>
-      <w:pPr>
-        <w:bidi/>
-      </w:pPr>
       <w:r>
         <w:pict w14:anchorId="7DEB784B">
-          <v:rect id="_x0000_i1211" style="width:0;height:1.5pt" o:hralign="center" o:hrstd="t" o:hr="t" fillcolor="#a0a0a0" stroked="f"/>
-        </w:pict>
-      </w:r>
-    </w:p>
-    <w:p>
-      <w:pPr>
-        <w:bidi/>
+          <v:rect id="_x0000_i1025" style="width:0;height:1.5pt" o:hralign="center" o:hrstd="t" o:hr="t" fillcolor="#a0a0a0" stroked="f"/>
+        </w:pict>
+      </w:r>
+    </w:p>
+    <w:p>
+      <w:pPr>
+        <w:pStyle w:val="Title"/>
+      </w:pPr>
+      <w:r>
+        <w:t>Blood Plasma</w:t>
+      </w:r>
+    </w:p>
+    <w:p>
+      <w:r>
+        <w:t>[Insert plasma composition figure]</w:t>
+      </w:r>
+    </w:p>
+    <w:p>
+      <w:r>
+        <w:pict w14:anchorId="4D72E123">
+          <v:rect id="_x0000_i1026" style="width:0;height:1.5pt" o:hralign="center" o:hrstd="t" o:hr="t" fillcolor="#a0a0a0" stroked="f"/>
+        </w:pict>
+      </w:r>
+    </w:p>
+    <w:p>
+      <w:pPr>
+        <w:pStyle w:val="Title"/>
+      </w:pPr>
+      <w:r>
+        <w:t xml:space="preserve">What is </w:t>
+      </w:r>
+      <w:r>
+        <w:t>”</w:t>
+      </w:r>
+      <w:r>
+        <w:t>Human Serum Albumin</w:t>
+      </w:r>
+      <w:r>
+        <w:t>”?</w:t>
+      </w:r>
+    </w:p>
+    <w:p>
+      <w:r>
+        <w:t>Human Serum Albumin (HSA) is the most abundant protein in blood plasma.</w:t>
+      </w:r>
+    </w:p>
+    <w:p>
+      <w:r>
+        <w:t>• 585 amino acids</w:t>
+      </w:r>
+      <w:r>
+        <w:br/>
+        <w:t>• ~69 kDa molecular weight</w:t>
+      </w:r>
+      <w:r>
+        <w:br/>
+        <w:t>• Synthesized in liver (~12 g/day)</w:t>
+      </w:r>
+      <w:r>
+        <w:br/>
+        <w:t>• Responsible for 75–80% of plasma oncotic pressure</w:t>
+      </w:r>
+    </w:p>
+    <w:p>
+      <w:pPr>
         <w:rPr>
-          <w:b/>
-          <w:bCs/>
+          <w:color w:val="EE0000"/>
         </w:rPr>
       </w:pPr>
       <w:r>
+        <w:t>Due to its high concentration and multifunctionality, albumin is a major target in therapeutic purification</w:t>
+      </w:r>
+      <w:r>
         <w:rPr>
-          <w:b/>
-          <w:bCs/>
+          <w:color w:val="EE0000"/>
         </w:rPr>
-        <w:t>SLIDE 2 – Scientific Context: Albumin in Plasma</w:t>
-      </w:r>
-    </w:p>
-    <w:p>
-      <w:pPr>
-        <w:bidi/>
-        <w:rPr>
-          <w:b/>
-          <w:bCs/>
-        </w:rPr>
-      </w:pPr>
-      <w:r>
-        <w:rPr>
-          <w:b/>
-          <w:bCs/>
-        </w:rPr>
-        <w:t>Composition of Blood Plasma</w:t>
-      </w:r>
-    </w:p>
-    <w:p>
-      <w:pPr>
-        <w:bidi/>
-      </w:pPr>
-      <w:r>
-        <w:t>[Insert plasma composition figure]</w:t>
-      </w:r>
-    </w:p>
-    <w:p>
-      <w:pPr>
-        <w:bidi/>
-      </w:pPr>
-      <w:r>
-        <w:t>Human Serum Albumin (HSA) is the most abundant protein in blood plasma.</w:t>
-      </w:r>
-    </w:p>
-    <w:p>
-      <w:pPr>
-        <w:bidi/>
-      </w:pPr>
-      <w:r>
-        <w:t>• 585 amino acids</w:t>
-      </w:r>
-      <w:r>
-        <w:br/>
-        <w:t>• ~69 kDa molecular weight</w:t>
-      </w:r>
-      <w:r>
-        <w:br/>
-        <w:t>• Synthesized in liver (~12 g/day)</w:t>
-      </w:r>
-      <w:r>
-        <w:br/>
-        <w:t>• Responsible for 75–80% of plasma oncotic pressure</w:t>
-      </w:r>
-    </w:p>
-    <w:p>
-      <w:pPr>
-        <w:bidi/>
-      </w:pPr>
-      <w:r>
-        <w:t>Due to its high concentration and multifunctionality, albumin is a major target in therapeutic purification.</w:t>
-      </w:r>
-    </w:p>
-    <w:p>
-      <w:pPr>
-        <w:bidi/>
-      </w:pPr>
-      <w:r>
-        <w:pict w14:anchorId="4D72E123">
-          <v:rect id="_x0000_i1212" style="width:0;height:1.5pt" o:hralign="center" o:hrstd="t" o:hr="t" fillcolor="#a0a0a0" stroked="f"/>
-        </w:pict>
-      </w:r>
-    </w:p>
-    <w:p>
-      <w:pPr>
-        <w:bidi/>
-        <w:rPr>
-          <w:b/>
-          <w:bCs/>
-        </w:rPr>
-      </w:pPr>
-      <w:r>
-        <w:rPr>
-          <w:b/>
-          <w:bCs/>
-        </w:rPr>
-        <w:t>SLIDE 3 – Biological &amp; Clinical Importance</w:t>
-      </w:r>
-    </w:p>
-    <w:p>
-      <w:pPr>
-        <w:bidi/>
-      </w:pPr>
+        <w:t>.</w:t>
+      </w:r>
+    </w:p>
+    <w:p>
+      <w:r>
+        <w:pict w14:anchorId="113C8536">
+          <v:rect id="_x0000_i1096" style="width:0;height:1.5pt" o:hralign="center" o:hrstd="t" o:hr="t" fillcolor="#a0a0a0" stroked="f"/>
+        </w:pict>
+      </w:r>
+    </w:p>
+    <w:p>
+      <w:pPr>
+        <w:pStyle w:val="Title"/>
+      </w:pPr>
+      <w:r>
+        <w:t>Biological &amp; Clinical Importance</w:t>
+      </w:r>
+    </w:p>
+    <w:p>
       <w:r>
         <w:t>Albumin plays a central physiological role:</w:t>
       </w:r>
     </w:p>
     <w:p>
-      <w:pPr>
-        <w:bidi/>
-      </w:pPr>
       <w:r>
         <w:t>• Transport of fatty acids, hormones, and drugs</w:t>
       </w:r>
@@ -195,17 +160,11 @@
       </w:r>
     </w:p>
     <w:p>
-      <w:pPr>
-        <w:bidi/>
-      </w:pPr>
       <w:r>
         <w:t>Clinical applications:</w:t>
       </w:r>
     </w:p>
     <w:p>
-      <w:pPr>
-        <w:bidi/>
-      </w:pPr>
       <w:r>
         <w:t>• Drug delivery systems</w:t>
       </w:r>
@@ -219,243 +178,164 @@
       </w:r>
     </w:p>
     <w:p>
-      <w:pPr>
-        <w:bidi/>
-      </w:pPr>
       <w:r>
         <w:t>The increasing medical demand requires efficient and scalable purification strategies.</w:t>
       </w:r>
     </w:p>
     <w:p>
-      <w:pPr>
-        <w:bidi/>
-      </w:pPr>
-      <w:r>
+      <w:r>
+        <w:lastRenderedPageBreak/>
         <w:pict w14:anchorId="4B33DA59">
-          <v:rect id="_x0000_i1213" style="width:0;height:1.5pt" o:hralign="center" o:hrstd="t" o:hr="t" fillcolor="#a0a0a0" stroked="f"/>
-        </w:pict>
-      </w:r>
-    </w:p>
-    <w:p>
-      <w:pPr>
-        <w:bidi/>
-        <w:rPr>
-          <w:b/>
-          <w:bCs/>
-        </w:rPr>
-      </w:pPr>
-      <w:r>
-        <w:rPr>
-          <w:b/>
-          <w:bCs/>
-        </w:rPr>
+          <v:rect id="_x0000_i1027" style="width:0;height:1.5pt" o:hralign="center" o:hrstd="t" o:hr="t" fillcolor="#a0a0a0" stroked="f"/>
+        </w:pict>
+      </w:r>
+    </w:p>
+    <w:p>
+      <w:pPr>
+        <w:pStyle w:val="Title"/>
+      </w:pPr>
+      <w:r>
+        <w:t>The Core Separation Problem</w:t>
+      </w:r>
+    </w:p>
+    <w:p>
+      <w:r>
+        <w:t>Serum contains multiple proteins with:</w:t>
+      </w:r>
+    </w:p>
+    <w:p>
+      <w:r>
+        <w:t>• Overlapping molecular weight</w:t>
+      </w:r>
+      <w:r>
+        <w:br/>
+        <w:t>• Similar surface charge at physiological pH</w:t>
+      </w:r>
+      <w:r>
+        <w:br/>
+        <w:t>• Competitive adsorption behavior</w:t>
+      </w:r>
+    </w:p>
+    <w:p>
+      <w:r>
+        <w:t>Therefore, selective separation of albumin from complex biological matrices remains challenging.</w:t>
+      </w:r>
+    </w:p>
+    <w:p>
+      <w:r>
+        <w:pict w14:anchorId="1F4C71FC">
+          <v:rect id="_x0000_i1028" style="width:0;height:1.5pt" o:hralign="center" o:hrstd="t" o:hr="t" fillcolor="#a0a0a0" stroked="f"/>
+        </w:pict>
+      </w:r>
+    </w:p>
+    <w:p>
+      <w:pPr>
+        <w:pStyle w:val="Title"/>
+      </w:pPr>
+      <w:r>
+        <w:t>Why Albumin Is Difficult to Separate</w:t>
+      </w:r>
+    </w:p>
+    <w:p>
+      <w:r>
+        <w:t>• Globular structure similar to IgG</w:t>
+      </w:r>
+      <w:r>
+        <w:br/>
+        <w:t>• Comparable physicochemical properties</w:t>
+      </w:r>
+      <w:r>
+        <w:br/>
+        <w:t>• Overlapping isoelectric regions</w:t>
+      </w:r>
+      <w:r>
+        <w:br/>
+        <w:t>• Strong intermolecular interactions in serum</w:t>
+      </w:r>
+    </w:p>
+    <w:p>
+      <w:r>
+        <w:t>These similarities complicate conventional separation.</w:t>
+      </w:r>
+    </w:p>
+    <w:p>
+      <w:r>
+        <w:pict w14:anchorId="52BD885E">
+          <v:rect id="_x0000_i1029" style="width:0;height:1.5pt" o:hralign="center" o:hrstd="t" o:hr="t" fillcolor="#a0a0a0" stroked="f"/>
+        </w:pict>
+      </w:r>
+    </w:p>
+    <w:p>
+      <w:pPr>
+        <w:pStyle w:val="Title"/>
+      </w:pPr>
+      <w:r>
+        <w:t>Limitations of Current Technologies</w:t>
+      </w:r>
+    </w:p>
+    <w:p>
+      <w:r>
+        <w:t>Conventional purification relies on chromatography:</w:t>
+      </w:r>
+    </w:p>
+    <w:p>
+      <w:r>
+        <w:t>• Ion-exchange</w:t>
+      </w:r>
+      <w:r>
+        <w:br/>
+        <w:t>• Affinity chromatography</w:t>
+      </w:r>
+      <w:r>
+        <w:br/>
+        <w:t>• Size exclusion</w:t>
+      </w:r>
+    </w:p>
+    <w:p>
+      <w:r>
+        <w:t>Although effective, they suffer from:</w:t>
+      </w:r>
+    </w:p>
+    <w:p>
+      <w:r>
+        <w:t>• High resin cost</w:t>
+      </w:r>
+      <w:r>
+        <w:br/>
+        <w:t>• Multi-step operation</w:t>
+      </w:r>
+      <w:r>
+        <w:br/>
+        <w:t>• Energy-intensive processing</w:t>
+      </w:r>
+      <w:r>
+        <w:br/>
+        <w:t>• Limited reusability</w:t>
+      </w:r>
+    </w:p>
+    <w:p>
+      <w:r>
+        <w:t>Alternative low-cost approaches are required.</w:t>
+      </w:r>
+    </w:p>
+    <w:p>
+      <w:r>
+        <w:pict w14:anchorId="4C25645A">
+          <v:rect id="_x0000_i1030" style="width:0;height:1.5pt" o:hralign="center" o:hrstd="t" o:hr="t" fillcolor="#a0a0a0" stroked="f"/>
+        </w:pict>
+      </w:r>
+    </w:p>
+    <w:p>
+      <w:pPr>
+        <w:pStyle w:val="Title"/>
+      </w:pPr>
+      <w:r>
+        <w:t>Patent &amp; Market Perspective</w:t>
+      </w:r>
+    </w:p>
+    <w:p>
+      <w:r>
         <w:lastRenderedPageBreak/>
-        <w:t>SLIDE 4 – The Core Separation Problem</w:t>
-      </w:r>
-    </w:p>
-    <w:p>
-      <w:pPr>
-        <w:bidi/>
-      </w:pPr>
-      <w:r>
-        <w:t>Serum contains multiple proteins with:</w:t>
-      </w:r>
-    </w:p>
-    <w:p>
-      <w:pPr>
-        <w:bidi/>
-      </w:pPr>
-      <w:r>
-        <w:t>• Overlapping molecular weight</w:t>
-      </w:r>
-      <w:r>
-        <w:br/>
-        <w:t>• Similar surface charge at physiological pH</w:t>
-      </w:r>
-      <w:r>
-        <w:br/>
-        <w:t>• Competitive adsorption behavior</w:t>
-      </w:r>
-    </w:p>
-    <w:p>
-      <w:pPr>
-        <w:bidi/>
-      </w:pPr>
-      <w:r>
-        <w:t>Therefore, selective separation of albumin from complex biological matrices remains challenging.</w:t>
-      </w:r>
-    </w:p>
-    <w:p>
-      <w:pPr>
-        <w:bidi/>
-      </w:pPr>
-      <w:r>
-        <w:pict w14:anchorId="1F4C71FC">
-          <v:rect id="_x0000_i1214" style="width:0;height:1.5pt" o:hralign="center" o:hrstd="t" o:hr="t" fillcolor="#a0a0a0" stroked="f"/>
-        </w:pict>
-      </w:r>
-    </w:p>
-    <w:p>
-      <w:pPr>
-        <w:bidi/>
-        <w:rPr>
-          <w:b/>
-          <w:bCs/>
-        </w:rPr>
-      </w:pPr>
-      <w:r>
-        <w:rPr>
-          <w:b/>
-          <w:bCs/>
-        </w:rPr>
-        <w:t>SLIDE 5 – Why Albumin Is Difficult to Separate</w:t>
-      </w:r>
-    </w:p>
-    <w:p>
-      <w:pPr>
-        <w:bidi/>
-      </w:pPr>
-      <w:r>
-        <w:t>• Globular structure similar to IgG</w:t>
-      </w:r>
-      <w:r>
-        <w:br/>
-        <w:t>• Comparable physicochemical properties</w:t>
-      </w:r>
-      <w:r>
-        <w:br/>
-        <w:t>• Overlapping isoelectric regions</w:t>
-      </w:r>
-      <w:r>
-        <w:br/>
-        <w:t>• Strong intermolecular interactions in serum</w:t>
-      </w:r>
-    </w:p>
-    <w:p>
-      <w:pPr>
-        <w:bidi/>
-      </w:pPr>
-      <w:r>
-        <w:t>These similarities complicate conventional separation.</w:t>
-      </w:r>
-    </w:p>
-    <w:p>
-      <w:pPr>
-        <w:bidi/>
-      </w:pPr>
-      <w:r>
-        <w:pict w14:anchorId="52BD885E">
-          <v:rect id="_x0000_i1215" style="width:0;height:1.5pt" o:hralign="center" o:hrstd="t" o:hr="t" fillcolor="#a0a0a0" stroked="f"/>
-        </w:pict>
-      </w:r>
-    </w:p>
-    <w:p>
-      <w:pPr>
-        <w:bidi/>
-        <w:rPr>
-          <w:b/>
-          <w:bCs/>
-        </w:rPr>
-      </w:pPr>
-      <w:r>
-        <w:rPr>
-          <w:b/>
-          <w:bCs/>
-        </w:rPr>
-        <w:t>SLIDE 6 – Limitations of Current Technologies</w:t>
-      </w:r>
-    </w:p>
-    <w:p>
-      <w:pPr>
-        <w:bidi/>
-      </w:pPr>
-      <w:r>
-        <w:t>Conventional purification relies on chromatography:</w:t>
-      </w:r>
-    </w:p>
-    <w:p>
-      <w:pPr>
-        <w:bidi/>
-      </w:pPr>
-      <w:r>
-        <w:t>• Ion-exchange</w:t>
-      </w:r>
-      <w:r>
-        <w:br/>
-        <w:t>• Affinity chromatography</w:t>
-      </w:r>
-      <w:r>
-        <w:br/>
-        <w:t>• Size exclusion</w:t>
-      </w:r>
-    </w:p>
-    <w:p>
-      <w:pPr>
-        <w:bidi/>
-      </w:pPr>
-      <w:r>
-        <w:t>Although effective, they suffer from:</w:t>
-      </w:r>
-    </w:p>
-    <w:p>
-      <w:pPr>
-        <w:bidi/>
-      </w:pPr>
-      <w:r>
-        <w:t>• High resin cost</w:t>
-      </w:r>
-      <w:r>
-        <w:br/>
-        <w:t>• Multi-step operation</w:t>
-      </w:r>
-      <w:r>
-        <w:br/>
-        <w:t>• Energy-intensive processing</w:t>
-      </w:r>
-      <w:r>
-        <w:br/>
-        <w:t>• Limited reusability</w:t>
-      </w:r>
-    </w:p>
-    <w:p>
-      <w:pPr>
-        <w:bidi/>
-      </w:pPr>
-      <w:r>
-        <w:t>Alternative low-cost approaches are required.</w:t>
-      </w:r>
-    </w:p>
-    <w:p>
-      <w:pPr>
-        <w:bidi/>
-      </w:pPr>
-      <w:r>
-        <w:pict w14:anchorId="4C25645A">
-          <v:rect id="_x0000_i1216" style="width:0;height:1.5pt" o:hralign="center" o:hrstd="t" o:hr="t" fillcolor="#a0a0a0" stroked="f"/>
-        </w:pict>
-      </w:r>
-    </w:p>
-    <w:p>
-      <w:pPr>
-        <w:bidi/>
-        <w:rPr>
-          <w:b/>
-          <w:bCs/>
-        </w:rPr>
-      </w:pPr>
-      <w:r>
-        <w:rPr>
-          <w:b/>
-          <w:bCs/>
-        </w:rPr>
-        <w:t>SLIDE 7 – Patent &amp; Market Perspective</w:t>
-      </w:r>
-    </w:p>
-    <w:p>
-      <w:pPr>
-        <w:bidi/>
-      </w:pPr>
-      <w:r>
         <w:t>[Insert albumin market growth chart]</w:t>
       </w:r>
       <w:r>
@@ -464,248 +344,164 @@
       </w:r>
     </w:p>
     <w:p>
-      <w:pPr>
-        <w:bidi/>
+      <w:r>
+        <w:t>Patent trends and market expansion show strong industrial interest.</w:t>
+      </w:r>
+    </w:p>
+    <w:p>
+      <w:r>
+        <w:t>However, cost-effective adsorption platforms remain underexplored.</w:t>
+      </w:r>
+    </w:p>
+    <w:p>
+      <w:r>
+        <w:pict w14:anchorId="5187A13E">
+          <v:rect id="_x0000_i1031" style="width:0;height:1.5pt" o:hralign="center" o:hrstd="t" o:hr="t" fillcolor="#a0a0a0" stroked="f"/>
+        </w:pict>
+      </w:r>
+    </w:p>
+    <w:p>
+      <w:pPr>
+        <w:pStyle w:val="Title"/>
+      </w:pPr>
+      <w:r>
+        <w:t>Identified Research Gap</w:t>
+      </w:r>
+    </w:p>
+    <w:p>
+      <w:r>
+        <w:t>There is no method that simultaneously provides:</w:t>
+      </w:r>
+    </w:p>
+    <w:p>
+      <w:r>
+        <w:t>• High selectivity</w:t>
+      </w:r>
+      <w:r>
+        <w:br/>
+        <w:t>• Low cost</w:t>
+      </w:r>
+      <w:r>
+        <w:br/>
+        <w:t>• Regenerability</w:t>
+      </w:r>
+      <w:r>
+        <w:br/>
+        <w:t>• Mechanistic clarity</w:t>
+      </w:r>
+      <w:r>
+        <w:br/>
+        <w:t>• Real-serum applicability</w:t>
+      </w:r>
+    </w:p>
+    <w:p>
+      <w:r>
+        <w:t>This gap motivated the present work.</w:t>
+      </w:r>
+    </w:p>
+    <w:p>
+      <w:r>
+        <w:pict w14:anchorId="5B41AB7A">
+          <v:rect id="_x0000_i1032" style="width:0;height:1.5pt" o:hralign="center" o:hrstd="t" o:hr="t" fillcolor="#a0a0a0" stroked="f"/>
+        </w:pict>
+      </w:r>
+    </w:p>
+    <w:p>
+      <w:pPr>
+        <w:pStyle w:val="Title"/>
+      </w:pPr>
+      <w:r>
+        <w:t>Conceptual Framework</w:t>
+      </w:r>
+    </w:p>
+    <w:p>
+      <w:r>
+        <w:t>We proposed a rational adsorption-based strategy:</w:t>
+      </w:r>
+    </w:p>
+    <w:p>
+      <w:r>
+        <w:t>• Natural bentonite as base material</w:t>
+      </w:r>
+      <w:r>
+        <w:br/>
+        <w:t>• Surface modification to tailor affinity</w:t>
+      </w:r>
+      <w:r>
+        <w:br/>
+        <w:t>• Integration of molecular modeling and experimental validation</w:t>
+      </w:r>
+    </w:p>
+    <w:p>
+      <w:r>
+        <w:t>This approach enables controlled surface–protein interaction design.</w:t>
+      </w:r>
+    </w:p>
+    <w:p>
+      <w:r>
+        <w:pict w14:anchorId="015C4D01">
+          <v:rect id="_x0000_i1033" style="width:0;height:1.5pt" o:hralign="center" o:hrstd="t" o:hr="t" fillcolor="#a0a0a0" stroked="f"/>
+        </w:pict>
+      </w:r>
+    </w:p>
+    <w:p>
+      <w:pPr>
+        <w:pStyle w:val="Title"/>
+      </w:pPr>
+      <w:r>
+        <w:t>Why Bentonite?</w:t>
+      </w:r>
+    </w:p>
+    <w:p>
+      <w:r>
+        <w:t>Bentonite offers:</w:t>
+      </w:r>
+    </w:p>
+    <w:p>
+      <w:r>
+        <w:t>• Abundance and low cost</w:t>
+      </w:r>
+      <w:r>
+        <w:br/>
+        <w:t>• High surface area layered structure</w:t>
+      </w:r>
+      <w:r>
+        <w:br/>
+        <w:t>• Tunable surface chemistry</w:t>
+      </w:r>
+      <w:r>
+        <w:br/>
+        <w:t>• Chemical and thermal stability</w:t>
+      </w:r>
+    </w:p>
+    <w:p>
+      <w:r>
+        <w:t>However, raw bentonite lacks selectivity.</w:t>
+      </w:r>
+    </w:p>
+    <w:p>
+      <w:r>
+        <w:pict w14:anchorId="4D02BF22">
+          <v:rect id="_x0000_i1034" style="width:0;height:1.5pt" o:hralign="center" o:hrstd="t" o:hr="t" fillcolor="#a0a0a0" stroked="f"/>
+        </w:pict>
+      </w:r>
+    </w:p>
+    <w:p>
+      <w:pPr>
+        <w:pStyle w:val="Title"/>
       </w:pPr>
       <w:r>
         <w:lastRenderedPageBreak/>
-        <w:t>Patent trends and market expansion show strong industrial interest.</w:t>
-      </w:r>
-    </w:p>
-    <w:p>
-      <w:pPr>
-        <w:bidi/>
-      </w:pPr>
-      <w:r>
-        <w:t>However, cost-effective adsorption platforms remain underexplored.</w:t>
-      </w:r>
-    </w:p>
-    <w:p>
-      <w:pPr>
-        <w:bidi/>
-      </w:pPr>
-      <w:r>
-        <w:pict w14:anchorId="5187A13E">
-          <v:rect id="_x0000_i1217" style="width:0;height:1.5pt" o:hralign="center" o:hrstd="t" o:hr="t" fillcolor="#a0a0a0" stroked="f"/>
-        </w:pict>
-      </w:r>
-    </w:p>
-    <w:p>
-      <w:pPr>
-        <w:bidi/>
-        <w:rPr>
-          <w:b/>
-          <w:bCs/>
-        </w:rPr>
-      </w:pPr>
-      <w:r>
-        <w:rPr>
-          <w:b/>
-          <w:bCs/>
-        </w:rPr>
-        <w:t>SLIDE 8 – Identified Research Gap</w:t>
-      </w:r>
-    </w:p>
-    <w:p>
-      <w:pPr>
-        <w:bidi/>
-      </w:pPr>
-      <w:r>
-        <w:t>There is no method that simultaneously provides:</w:t>
-      </w:r>
-    </w:p>
-    <w:p>
-      <w:pPr>
-        <w:bidi/>
-      </w:pPr>
-      <w:r>
-        <w:t>• High selectivity</w:t>
-      </w:r>
-      <w:r>
-        <w:br/>
-        <w:t>• Low cost</w:t>
-      </w:r>
-      <w:r>
-        <w:br/>
-        <w:t>• Regenerability</w:t>
-      </w:r>
-      <w:r>
-        <w:br/>
-        <w:t>• Mechanistic clarity</w:t>
-      </w:r>
-      <w:r>
-        <w:br/>
-        <w:t>• Real-serum applicability</w:t>
-      </w:r>
-    </w:p>
-    <w:p>
-      <w:pPr>
-        <w:bidi/>
-      </w:pPr>
-      <w:r>
-        <w:t>This gap motivated the present work.</w:t>
-      </w:r>
-    </w:p>
-    <w:p>
-      <w:pPr>
-        <w:bidi/>
-      </w:pPr>
-      <w:r>
-        <w:pict w14:anchorId="5B41AB7A">
-          <v:rect id="_x0000_i1218" style="width:0;height:1.5pt" o:hralign="center" o:hrstd="t" o:hr="t" fillcolor="#a0a0a0" stroked="f"/>
-        </w:pict>
-      </w:r>
-    </w:p>
-    <w:p>
-      <w:pPr>
-        <w:bidi/>
-        <w:rPr>
-          <w:b/>
-          <w:bCs/>
-        </w:rPr>
-      </w:pPr>
-      <w:r>
-        <w:rPr>
-          <w:b/>
-          <w:bCs/>
-        </w:rPr>
-        <w:t>SLIDE 9 – Conceptual Framework</w:t>
-      </w:r>
-    </w:p>
-    <w:p>
-      <w:pPr>
-        <w:bidi/>
-      </w:pPr>
-      <w:r>
-        <w:t>We proposed a rational adsorption-based strategy:</w:t>
-      </w:r>
-    </w:p>
-    <w:p>
-      <w:pPr>
-        <w:bidi/>
-      </w:pPr>
-      <w:r>
-        <w:t>• Natural bentonite as base material</w:t>
-      </w:r>
-      <w:r>
-        <w:br/>
-        <w:t>• Surface modification to tailor affinity</w:t>
-      </w:r>
-      <w:r>
-        <w:br/>
-        <w:t>• Integration of molecular modeling and experimental validation</w:t>
-      </w:r>
-    </w:p>
-    <w:p>
-      <w:pPr>
-        <w:bidi/>
-      </w:pPr>
-      <w:r>
-        <w:t>This approach enables controlled surface–protein interaction design.</w:t>
-      </w:r>
-    </w:p>
-    <w:p>
-      <w:pPr>
-        <w:bidi/>
-      </w:pPr>
-      <w:r>
-        <w:pict w14:anchorId="015C4D01">
-          <v:rect id="_x0000_i1219" style="width:0;height:1.5pt" o:hralign="center" o:hrstd="t" o:hr="t" fillcolor="#a0a0a0" stroked="f"/>
-        </w:pict>
-      </w:r>
-    </w:p>
-    <w:p>
-      <w:pPr>
-        <w:bidi/>
-        <w:rPr>
-          <w:b/>
-          <w:bCs/>
-        </w:rPr>
-      </w:pPr>
-      <w:r>
-        <w:rPr>
-          <w:b/>
-          <w:bCs/>
-        </w:rPr>
-        <w:t>SLIDE 10 – Why Bentonite?</w:t>
-      </w:r>
-    </w:p>
-    <w:p>
-      <w:pPr>
-        <w:bidi/>
-      </w:pPr>
-      <w:r>
-        <w:t>Bentonite offers:</w:t>
-      </w:r>
-    </w:p>
-    <w:p>
-      <w:pPr>
-        <w:bidi/>
-      </w:pPr>
-      <w:r>
-        <w:t>• Abundance and low cost</w:t>
-      </w:r>
-      <w:r>
-        <w:br/>
-        <w:t>• High surface area layered structure</w:t>
-      </w:r>
-      <w:r>
-        <w:br/>
-        <w:t>• Tunable surface chemistry</w:t>
-      </w:r>
-      <w:r>
-        <w:br/>
-        <w:t>• Chemical and thermal stability</w:t>
-      </w:r>
-    </w:p>
-    <w:p>
-      <w:pPr>
-        <w:bidi/>
-      </w:pPr>
-      <w:r>
-        <w:t>However, raw bentonite lacks selectivity.</w:t>
-      </w:r>
-    </w:p>
-    <w:p>
-      <w:pPr>
-        <w:bidi/>
-      </w:pPr>
-      <w:r>
-        <w:pict w14:anchorId="4D02BF22">
-          <v:rect id="_x0000_i1220" style="width:0;height:1.5pt" o:hralign="center" o:hrstd="t" o:hr="t" fillcolor="#a0a0a0" stroked="f"/>
-        </w:pict>
-      </w:r>
-    </w:p>
-    <w:p>
-      <w:pPr>
-        <w:bidi/>
-        <w:rPr>
-          <w:b/>
-          <w:bCs/>
-        </w:rPr>
-      </w:pPr>
-      <w:r>
-        <w:rPr>
-          <w:b/>
-          <w:bCs/>
-        </w:rPr>
-        <w:t>SLIDE 11 – Need for Surface Functionalization</w:t>
-      </w:r>
-    </w:p>
-    <w:p>
-      <w:pPr>
-        <w:bidi/>
-      </w:pPr>
+        <w:t>Need for Surface Functionalization</w:t>
+      </w:r>
+    </w:p>
+    <w:p>
       <w:r>
         <w:t>To achieve selective albumin adsorption:</w:t>
       </w:r>
     </w:p>
     <w:p>
-      <w:pPr>
-        <w:bidi/>
-      </w:pPr>
-      <w:r>
-        <w:lastRenderedPageBreak/>
+      <w:r>
         <w:t>• Electrostatic interactions must be engineered</w:t>
       </w:r>
       <w:r>
@@ -718,59 +514,36 @@
       </w:r>
     </w:p>
     <w:p>
-      <w:pPr>
-        <w:bidi/>
-      </w:pPr>
       <w:r>
         <w:t>Thus, surface modification becomes essential.</w:t>
       </w:r>
     </w:p>
     <w:p>
-      <w:pPr>
-        <w:bidi/>
-      </w:pPr>
       <w:r>
         <w:pict w14:anchorId="7D6B55CA">
-          <v:rect id="_x0000_i1221" style="width:0;height:1.5pt" o:hralign="center" o:hrstd="t" o:hr="t" fillcolor="#a0a0a0" stroked="f"/>
-        </w:pict>
-      </w:r>
-    </w:p>
-    <w:p>
-      <w:pPr>
-        <w:bidi/>
-        <w:rPr>
-          <w:b/>
-          <w:bCs/>
-        </w:rPr>
-      </w:pPr>
-      <w:r>
-        <w:rPr>
-          <w:b/>
-          <w:bCs/>
-        </w:rPr>
-        <w:t>SLIDE 12 – Molecular Docking-Based Precursor Screening</w:t>
-      </w:r>
-    </w:p>
-    <w:p>
-      <w:pPr>
-        <w:bidi/>
-      </w:pPr>
+          <v:rect id="_x0000_i1035" style="width:0;height:1.5pt" o:hralign="center" o:hrstd="t" o:hr="t" fillcolor="#a0a0a0" stroked="f"/>
+        </w:pict>
+      </w:r>
+    </w:p>
+    <w:p>
+      <w:pPr>
+        <w:pStyle w:val="Title"/>
+      </w:pPr>
+      <w:r>
+        <w:t>Molecular Docking-Based Precursor Screening</w:t>
+      </w:r>
+    </w:p>
+    <w:p>
       <w:r>
         <w:t>Several silane precursors (as initially considered in the design stage) were computationally evaluated.</w:t>
       </w:r>
     </w:p>
     <w:p>
-      <w:pPr>
-        <w:bidi/>
-      </w:pPr>
       <w:r>
         <w:t>Molecular docking simulations were performed to:</w:t>
       </w:r>
     </w:p>
     <w:p>
-      <w:pPr>
-        <w:bidi/>
-      </w:pPr>
       <w:r>
         <w:t>• Compare binding energy with HSA</w:t>
       </w:r>
@@ -784,9 +557,6 @@
       </w:r>
     </w:p>
     <w:p>
-      <w:pPr>
-        <w:bidi/>
-      </w:pPr>
       <w:r>
         <w:t xml:space="preserve">Among the screened candidates, </w:t>
       </w:r>
@@ -802,59 +572,36 @@
       </w:r>
     </w:p>
     <w:p>
-      <w:pPr>
-        <w:bidi/>
-      </w:pPr>
       <w:r>
         <w:t>Therefore, DTSACL was selected as the surface modifier.</w:t>
       </w:r>
     </w:p>
     <w:p>
-      <w:pPr>
-        <w:bidi/>
-      </w:pPr>
       <w:r>
         <w:t>[Insert comparative docking energy graph of silane candidates]</w:t>
       </w:r>
     </w:p>
     <w:p>
-      <w:pPr>
-        <w:bidi/>
-      </w:pPr>
       <w:r>
         <w:pict w14:anchorId="19C714E8">
-          <v:rect id="_x0000_i1222" style="width:0;height:1.5pt" o:hralign="center" o:hrstd="t" o:hr="t" fillcolor="#a0a0a0" stroked="f"/>
-        </w:pict>
-      </w:r>
-    </w:p>
-    <w:p>
-      <w:pPr>
-        <w:bidi/>
-        <w:rPr>
-          <w:b/>
-          <w:bCs/>
-        </w:rPr>
-      </w:pPr>
-      <w:r>
-        <w:rPr>
-          <w:b/>
-          <w:bCs/>
-        </w:rPr>
-        <w:t>SLIDE 13 – DTSACL Functionalization Strategy</w:t>
-      </w:r>
-    </w:p>
-    <w:p>
-      <w:pPr>
-        <w:bidi/>
-      </w:pPr>
+          <v:rect id="_x0000_i1036" style="width:0;height:1.5pt" o:hralign="center" o:hrstd="t" o:hr="t" fillcolor="#a0a0a0" stroked="f"/>
+        </w:pict>
+      </w:r>
+    </w:p>
+    <w:p>
+      <w:pPr>
+        <w:pStyle w:val="Title"/>
+      </w:pPr>
+      <w:r>
+        <w:t>DTSACL Functionalization Strategy</w:t>
+      </w:r>
+    </w:p>
+    <w:p>
       <w:r>
         <w:t>DTSACL contains:</w:t>
       </w:r>
     </w:p>
     <w:p>
-      <w:pPr>
-        <w:bidi/>
-      </w:pPr>
       <w:r>
         <w:t>• Quaternary ammonium headgroup → electrostatic attraction</w:t>
       </w:r>
@@ -868,59 +615,37 @@
       </w:r>
     </w:p>
     <w:p>
-      <w:pPr>
-        <w:bidi/>
-      </w:pPr>
       <w:r>
         <w:t>This design allows balanced affinity rather than irreversible binding.</w:t>
       </w:r>
     </w:p>
     <w:p>
-      <w:pPr>
-        <w:bidi/>
-      </w:pPr>
       <w:r>
         <w:t>[Insert chemical structure]</w:t>
       </w:r>
     </w:p>
     <w:p>
-      <w:pPr>
-        <w:bidi/>
-      </w:pPr>
       <w:r>
         <w:pict w14:anchorId="0579B8C4">
-          <v:rect id="_x0000_i1223" style="width:0;height:1.5pt" o:hralign="center" o:hrstd="t" o:hr="t" fillcolor="#a0a0a0" stroked="f"/>
-        </w:pict>
-      </w:r>
-    </w:p>
-    <w:p>
-      <w:pPr>
-        <w:bidi/>
-        <w:rPr>
-          <w:b/>
-          <w:bCs/>
-        </w:rPr>
-      </w:pPr>
-      <w:r>
-        <w:rPr>
-          <w:b/>
-          <w:bCs/>
-        </w:rPr>
-        <w:t>SLIDE 14 – Docking Analysis for Selectivity (HSA vs IgG)</w:t>
-      </w:r>
-    </w:p>
-    <w:p>
-      <w:pPr>
-        <w:bidi/>
-      </w:pPr>
-      <w:r>
+          <v:rect id="_x0000_i1037" style="width:0;height:1.5pt" o:hralign="center" o:hrstd="t" o:hr="t" fillcolor="#a0a0a0" stroked="f"/>
+        </w:pict>
+      </w:r>
+    </w:p>
+    <w:p>
+      <w:pPr>
+        <w:pStyle w:val="Title"/>
+      </w:pPr>
+      <w:r>
+        <w:t>Docking Analysis for Selectivity (HSA vs IgG)</w:t>
+      </w:r>
+    </w:p>
+    <w:p>
+      <w:r>
+        <w:lastRenderedPageBreak/>
         <w:t>Docking simulations were performed for:</w:t>
       </w:r>
     </w:p>
     <w:p>
-      <w:pPr>
-        <w:bidi/>
-      </w:pPr>
       <w:r>
         <w:t>• Human Serum Albumin (HSA)</w:t>
       </w:r>
@@ -930,34 +655,21 @@
       </w:r>
     </w:p>
     <w:p>
-      <w:pPr>
-        <w:bidi/>
-      </w:pPr>
-      <w:r>
-        <w:lastRenderedPageBreak/>
+      <w:r>
         <w:t>Objective:</w:t>
       </w:r>
     </w:p>
     <w:p>
-      <w:pPr>
-        <w:bidi/>
-      </w:pPr>
       <w:r>
         <w:t>To evaluate selectivity of DTSACL-modified surface toward major serum proteins.</w:t>
       </w:r>
     </w:p>
     <w:p>
-      <w:pPr>
-        <w:bidi/>
-      </w:pPr>
       <w:r>
         <w:t>Results showed:</w:t>
       </w:r>
     </w:p>
     <w:p>
-      <w:pPr>
-        <w:bidi/>
-      </w:pPr>
       <w:r>
         <w:t>• Lower binding energy for HSA</w:t>
       </w:r>
@@ -971,51 +683,31 @@
       </w:r>
     </w:p>
     <w:p>
-      <w:pPr>
-        <w:bidi/>
-      </w:pPr>
       <w:r>
         <w:t>This computational comparison predicted selective adsorption behavior.</w:t>
       </w:r>
     </w:p>
     <w:p>
-      <w:pPr>
-        <w:bidi/>
-      </w:pPr>
       <w:r>
         <w:t>[Insert HSA vs IgG docking comparison graph]</w:t>
       </w:r>
     </w:p>
     <w:p>
-      <w:pPr>
-        <w:bidi/>
-      </w:pPr>
       <w:r>
         <w:pict w14:anchorId="29B1D853">
-          <v:rect id="_x0000_i1224" style="width:0;height:1.5pt" o:hralign="center" o:hrstd="t" o:hr="t" fillcolor="#a0a0a0" stroked="f"/>
-        </w:pict>
-      </w:r>
-    </w:p>
-    <w:p>
-      <w:pPr>
-        <w:bidi/>
-        <w:rPr>
-          <w:b/>
-          <w:bCs/>
-        </w:rPr>
-      </w:pPr>
-      <w:r>
-        <w:rPr>
-          <w:b/>
-          <w:bCs/>
-        </w:rPr>
-        <w:t>SLIDE 15 – Experimental Workflow</w:t>
-      </w:r>
-    </w:p>
-    <w:p>
-      <w:pPr>
-        <w:bidi/>
-      </w:pPr>
+          <v:rect id="_x0000_i1038" style="width:0;height:1.5pt" o:hralign="center" o:hrstd="t" o:hr="t" fillcolor="#a0a0a0" stroked="f"/>
+        </w:pict>
+      </w:r>
+    </w:p>
+    <w:p>
+      <w:pPr>
+        <w:pStyle w:val="Title"/>
+      </w:pPr>
+      <w:r>
+        <w:t>Experimental Workflow</w:t>
+      </w:r>
+    </w:p>
+    <w:p>
       <w:r>
         <w:t>Two integrated phases:</w:t>
       </w:r>
@@ -1026,7 +718,6 @@
           <w:ilvl w:val="0"/>
           <w:numId w:val="1"/>
         </w:numPr>
-        <w:bidi/>
       </w:pPr>
       <w:r>
         <w:t>Computational screening and selectivity prediction</w:t>
@@ -1038,50 +729,32 @@
           <w:ilvl w:val="0"/>
           <w:numId w:val="1"/>
         </w:numPr>
-        <w:bidi/>
       </w:pPr>
       <w:r>
         <w:t>Laboratory synthesis and validation</w:t>
       </w:r>
     </w:p>
     <w:p>
-      <w:pPr>
-        <w:bidi/>
-      </w:pPr>
       <w:r>
         <w:t>This combined approach strengthens mechanistic reliability.</w:t>
       </w:r>
     </w:p>
     <w:p>
-      <w:pPr>
-        <w:bidi/>
-      </w:pPr>
       <w:r>
         <w:pict w14:anchorId="26C4A692">
-          <v:rect id="_x0000_i1225" style="width:0;height:1.5pt" o:hralign="center" o:hrstd="t" o:hr="t" fillcolor="#a0a0a0" stroked="f"/>
-        </w:pict>
-      </w:r>
-    </w:p>
-    <w:p>
-      <w:pPr>
-        <w:bidi/>
-        <w:rPr>
-          <w:b/>
-          <w:bCs/>
-        </w:rPr>
-      </w:pPr>
-      <w:r>
-        <w:rPr>
-          <w:b/>
-          <w:bCs/>
-        </w:rPr>
-        <w:t>SLIDE 16 – Synthesis of DTSACL-Modified Bentonite</w:t>
-      </w:r>
-    </w:p>
-    <w:p>
-      <w:pPr>
-        <w:bidi/>
-      </w:pPr>
+          <v:rect id="_x0000_i1039" style="width:0;height:1.5pt" o:hralign="center" o:hrstd="t" o:hr="t" fillcolor="#a0a0a0" stroked="f"/>
+        </w:pict>
+      </w:r>
+    </w:p>
+    <w:p>
+      <w:pPr>
+        <w:pStyle w:val="Title"/>
+      </w:pPr>
+      <w:r>
+        <w:t>Synthesis of DTSACL-Modified Bentonite</w:t>
+      </w:r>
+    </w:p>
+    <w:p>
       <w:r>
         <w:t>• Bentonite pre-dried at 105°C</w:t>
       </w:r>
@@ -1107,44 +780,28 @@
       </w:r>
     </w:p>
     <w:p>
-      <w:pPr>
-        <w:bidi/>
-      </w:pPr>
       <w:r>
         <w:t>This ensured stable covalent grafting.</w:t>
       </w:r>
     </w:p>
     <w:p>
-      <w:pPr>
-        <w:bidi/>
-      </w:pPr>
       <w:r>
         <w:pict w14:anchorId="6136EE47">
-          <v:rect id="_x0000_i1226" style="width:0;height:1.5pt" o:hralign="center" o:hrstd="t" o:hr="t" fillcolor="#a0a0a0" stroked="f"/>
-        </w:pict>
-      </w:r>
-    </w:p>
-    <w:p>
-      <w:pPr>
-        <w:bidi/>
-        <w:rPr>
-          <w:b/>
-          <w:bCs/>
-        </w:rPr>
-      </w:pPr>
-      <w:r>
-        <w:rPr>
-          <w:b/>
-          <w:bCs/>
-        </w:rPr>
-        <w:t>SLIDE 17 – Material Characterization</w:t>
-      </w:r>
-    </w:p>
-    <w:p>
-      <w:pPr>
-        <w:bidi/>
-      </w:pPr>
-      <w:r>
+          <v:rect id="_x0000_i1040" style="width:0;height:1.5pt" o:hralign="center" o:hrstd="t" o:hr="t" fillcolor="#a0a0a0" stroked="f"/>
+        </w:pict>
+      </w:r>
+    </w:p>
+    <w:p>
+      <w:pPr>
+        <w:pStyle w:val="Title"/>
+      </w:pPr>
+      <w:r>
+        <w:t>Material Characterization</w:t>
+      </w:r>
+    </w:p>
+    <w:p>
+      <w:r>
+        <w:lastRenderedPageBreak/>
         <w:t>[Insert FTIR spectrum]</w:t>
       </w:r>
       <w:r>
@@ -1161,216 +818,147 @@
       </w:r>
     </w:p>
     <w:p>
-      <w:pPr>
-        <w:bidi/>
-      </w:pPr>
+      <w:r>
+        <w:t>FTIR confirmed functional groups.</w:t>
+      </w:r>
+      <w:r>
+        <w:br/>
+        <w:t>XRD indicated structural integrity.</w:t>
+      </w:r>
+      <w:r>
+        <w:br/>
+        <w:t>TGA demonstrated organic loading.</w:t>
+      </w:r>
+      <w:r>
+        <w:br/>
+        <w:t>SEM revealed surface morphology changes.</w:t>
+      </w:r>
+    </w:p>
+    <w:p>
+      <w:r>
+        <w:pict w14:anchorId="135FFF53">
+          <v:rect id="_x0000_i1041" style="width:0;height:1.5pt" o:hralign="center" o:hrstd="t" o:hr="t" fillcolor="#a0a0a0" stroked="f"/>
+        </w:pict>
+      </w:r>
+    </w:p>
+    <w:p>
+      <w:pPr>
+        <w:pStyle w:val="Title"/>
+      </w:pPr>
+      <w:r>
+        <w:t>Experimental Design (CCD)</w:t>
+      </w:r>
+    </w:p>
+    <w:p>
+      <w:r>
+        <w:t>Three variables:</w:t>
+      </w:r>
+    </w:p>
+    <w:p>
+      <w:r>
+        <w:t>• pH</w:t>
+      </w:r>
+      <w:r>
+        <w:br/>
+        <w:t>• Initial HSA concentration</w:t>
+      </w:r>
+      <w:r>
+        <w:br/>
+        <w:t>• Adsorbent dosage</w:t>
+      </w:r>
+    </w:p>
+    <w:p>
+      <w:r>
+        <w:t>Central Composite Design allowed:</w:t>
+      </w:r>
+    </w:p>
+    <w:p>
+      <w:r>
+        <w:t>• Statistical optimization</w:t>
+      </w:r>
+      <w:r>
+        <w:br/>
+        <w:t>• Interaction analysis</w:t>
+      </w:r>
+      <w:r>
+        <w:br/>
+        <w:t>• Response surface modeling</w:t>
+      </w:r>
+    </w:p>
+    <w:p>
+      <w:r>
+        <w:t>[Insert ANOVA and response surface plots]</w:t>
+      </w:r>
+    </w:p>
+    <w:p>
+      <w:r>
+        <w:pict w14:anchorId="64D2CB59">
+          <v:rect id="_x0000_i1042" style="width:0;height:1.5pt" o:hralign="center" o:hrstd="t" o:hr="t" fillcolor="#a0a0a0" stroked="f"/>
+        </w:pict>
+      </w:r>
+    </w:p>
+    <w:p>
+      <w:pPr>
+        <w:pStyle w:val="Title"/>
+      </w:pPr>
+      <w:r>
+        <w:t>Adsorption Experiments</w:t>
+      </w:r>
+    </w:p>
+    <w:p>
+      <w:r>
+        <w:t>Batch adsorption under controlled conditions.</w:t>
+      </w:r>
+    </w:p>
+    <w:p>
+      <w:r>
+        <w:t>• pH adjustment</w:t>
+      </w:r>
+      <w:r>
+        <w:br/>
+        <w:t>• Controlled agitation</w:t>
+      </w:r>
+      <w:r>
+        <w:br/>
+        <w:t>• Centrifugation</w:t>
+      </w:r>
+      <w:r>
+        <w:br/>
+        <w:t>• HPLC quantification</w:t>
+      </w:r>
+    </w:p>
+    <w:p>
+      <w:r>
+        <w:t>[Insert HPLC chromatogram]</w:t>
+      </w:r>
+    </w:p>
+    <w:p>
+      <w:r>
+        <w:pict w14:anchorId="05CFF804">
+          <v:rect id="_x0000_i1043" style="width:0;height:1.5pt" o:hralign="center" o:hrstd="t" o:hr="t" fillcolor="#a0a0a0" stroked="f"/>
+        </w:pict>
+      </w:r>
+    </w:p>
+    <w:p>
+      <w:pPr>
+        <w:pStyle w:val="Title"/>
+      </w:pPr>
+      <w:r>
+        <w:t>Isotherm Analysis</w:t>
+      </w:r>
+    </w:p>
+    <w:p>
+      <w:r>
+        <w:t>Langmuir and Freundlich models were applied.</w:t>
+      </w:r>
+    </w:p>
+    <w:p>
       <w:r>
         <w:lastRenderedPageBreak/>
-        <w:t>FTIR confirmed functional groups.</w:t>
-      </w:r>
-      <w:r>
-        <w:br/>
-        <w:t>XRD indicated structural integrity.</w:t>
-      </w:r>
-      <w:r>
-        <w:br/>
-        <w:t>TGA demonstrated organic loading.</w:t>
-      </w:r>
-      <w:r>
-        <w:br/>
-        <w:t>SEM revealed surface morphology changes.</w:t>
-      </w:r>
-    </w:p>
-    <w:p>
-      <w:pPr>
-        <w:bidi/>
-      </w:pPr>
-      <w:r>
-        <w:pict w14:anchorId="135FFF53">
-          <v:rect id="_x0000_i1227" style="width:0;height:1.5pt" o:hralign="center" o:hrstd="t" o:hr="t" fillcolor="#a0a0a0" stroked="f"/>
-        </w:pict>
-      </w:r>
-    </w:p>
-    <w:p>
-      <w:pPr>
-        <w:bidi/>
-        <w:rPr>
-          <w:b/>
-          <w:bCs/>
-        </w:rPr>
-      </w:pPr>
-      <w:r>
-        <w:rPr>
-          <w:b/>
-          <w:bCs/>
-        </w:rPr>
-        <w:t>SLIDE 18 – Experimental Design (CCD)</w:t>
-      </w:r>
-    </w:p>
-    <w:p>
-      <w:pPr>
-        <w:bidi/>
-      </w:pPr>
-      <w:r>
-        <w:t>Three variables:</w:t>
-      </w:r>
-    </w:p>
-    <w:p>
-      <w:pPr>
-        <w:bidi/>
-      </w:pPr>
-      <w:r>
-        <w:t>• pH</w:t>
-      </w:r>
-      <w:r>
-        <w:br/>
-        <w:t>• Initial HSA concentration</w:t>
-      </w:r>
-      <w:r>
-        <w:br/>
-        <w:t>• Adsorbent dosage</w:t>
-      </w:r>
-    </w:p>
-    <w:p>
-      <w:pPr>
-        <w:bidi/>
-      </w:pPr>
-      <w:r>
-        <w:t>Central Composite Design allowed:</w:t>
-      </w:r>
-    </w:p>
-    <w:p>
-      <w:pPr>
-        <w:bidi/>
-      </w:pPr>
-      <w:r>
-        <w:t>• Statistical optimization</w:t>
-      </w:r>
-      <w:r>
-        <w:br/>
-        <w:t>• Interaction analysis</w:t>
-      </w:r>
-      <w:r>
-        <w:br/>
-        <w:t>• Response surface modeling</w:t>
-      </w:r>
-    </w:p>
-    <w:p>
-      <w:pPr>
-        <w:bidi/>
-      </w:pPr>
-      <w:r>
-        <w:t>[Insert ANOVA and response surface plots]</w:t>
-      </w:r>
-    </w:p>
-    <w:p>
-      <w:pPr>
-        <w:bidi/>
-      </w:pPr>
-      <w:r>
-        <w:pict w14:anchorId="64D2CB59">
-          <v:rect id="_x0000_i1228" style="width:0;height:1.5pt" o:hralign="center" o:hrstd="t" o:hr="t" fillcolor="#a0a0a0" stroked="f"/>
-        </w:pict>
-      </w:r>
-    </w:p>
-    <w:p>
-      <w:pPr>
-        <w:bidi/>
-        <w:rPr>
-          <w:b/>
-          <w:bCs/>
-        </w:rPr>
-      </w:pPr>
-      <w:r>
-        <w:rPr>
-          <w:b/>
-          <w:bCs/>
-        </w:rPr>
-        <w:t>SLIDE 19 – Adsorption Experiments</w:t>
-      </w:r>
-    </w:p>
-    <w:p>
-      <w:pPr>
-        <w:bidi/>
-      </w:pPr>
-      <w:r>
-        <w:t>Batch adsorption under controlled conditions.</w:t>
-      </w:r>
-    </w:p>
-    <w:p>
-      <w:pPr>
-        <w:bidi/>
-      </w:pPr>
-      <w:r>
-        <w:t>• pH adjustment</w:t>
-      </w:r>
-      <w:r>
-        <w:br/>
-        <w:t>• Controlled agitation</w:t>
-      </w:r>
-      <w:r>
-        <w:br/>
-        <w:t>• Centrifugation</w:t>
-      </w:r>
-      <w:r>
-        <w:br/>
-        <w:t>• HPLC quantification</w:t>
-      </w:r>
-    </w:p>
-    <w:p>
-      <w:pPr>
-        <w:bidi/>
-      </w:pPr>
-      <w:r>
-        <w:t>[Insert HPLC chromatogram]</w:t>
-      </w:r>
-    </w:p>
-    <w:p>
-      <w:pPr>
-        <w:bidi/>
-      </w:pPr>
-      <w:r>
-        <w:pict w14:anchorId="05CFF804">
-          <v:rect id="_x0000_i1229" style="width:0;height:1.5pt" o:hralign="center" o:hrstd="t" o:hr="t" fillcolor="#a0a0a0" stroked="f"/>
-        </w:pict>
-      </w:r>
-    </w:p>
-    <w:p>
-      <w:pPr>
-        <w:bidi/>
-        <w:rPr>
-          <w:b/>
-          <w:bCs/>
-        </w:rPr>
-      </w:pPr>
-      <w:r>
-        <w:rPr>
-          <w:b/>
-          <w:bCs/>
-        </w:rPr>
-        <w:t>SLIDE 20 – Isotherm Analysis</w:t>
-      </w:r>
-    </w:p>
-    <w:p>
-      <w:pPr>
-        <w:bidi/>
-      </w:pPr>
-      <w:r>
-        <w:t>Langmuir and Freundlich models were applied.</w:t>
-      </w:r>
-    </w:p>
-    <w:p>
-      <w:pPr>
-        <w:bidi/>
-      </w:pPr>
-      <w:r>
         <w:t>Results suggested:</w:t>
       </w:r>
     </w:p>
     <w:p>
-      <w:pPr>
-        <w:bidi/>
-      </w:pPr>
       <w:r>
         <w:t>• Monolayer-dominated adsorption</w:t>
       </w:r>
@@ -1380,227 +968,141 @@
       </w:r>
     </w:p>
     <w:p>
-      <w:pPr>
-        <w:bidi/>
-      </w:pPr>
+      <w:r>
+        <w:t>[Insert isotherm plots]</w:t>
+      </w:r>
+    </w:p>
+    <w:p>
+      <w:r>
+        <w:pict w14:anchorId="166A6D66">
+          <v:rect id="_x0000_i1044" style="width:0;height:1.5pt" o:hralign="center" o:hrstd="t" o:hr="t" fillcolor="#a0a0a0" stroked="f"/>
+        </w:pict>
+      </w:r>
+    </w:p>
+    <w:p>
+      <w:pPr>
+        <w:pStyle w:val="Title"/>
+      </w:pPr>
+      <w:r>
+        <w:t>Kinetic Study</w:t>
+      </w:r>
+    </w:p>
+    <w:p>
+      <w:r>
+        <w:t>Pseudo-second-order model provided best fit.</w:t>
+      </w:r>
+    </w:p>
+    <w:p>
+      <w:r>
+        <w:t>Indicates chemisorption-dominated interaction mechanism.</w:t>
+      </w:r>
+    </w:p>
+    <w:p>
+      <w:r>
+        <w:t>[Insert kinetic plots]</w:t>
+      </w:r>
+    </w:p>
+    <w:p>
+      <w:r>
+        <w:pict w14:anchorId="0BF3A186">
+          <v:rect id="_x0000_i1045" style="width:0;height:1.5pt" o:hralign="center" o:hrstd="t" o:hr="t" fillcolor="#a0a0a0" stroked="f"/>
+        </w:pict>
+      </w:r>
+    </w:p>
+    <w:p>
+      <w:pPr>
+        <w:pStyle w:val="Title"/>
+      </w:pPr>
+      <w:r>
+        <w:t>Thermodynamic Analysis</w:t>
+      </w:r>
+    </w:p>
+    <w:p>
+      <w:r>
+        <w:t>ΔG° &lt; 0 → spontaneous</w:t>
+      </w:r>
+      <w:r>
+        <w:br/>
+        <w:t>ΔH° → interaction nature</w:t>
+      </w:r>
+      <w:r>
+        <w:br/>
+        <w:t>ΔS° → interfacial entropy change</w:t>
+      </w:r>
+    </w:p>
+    <w:p>
+      <w:r>
+        <w:t>[Insert thermodynamic graphs]</w:t>
+      </w:r>
+    </w:p>
+    <w:p>
+      <w:r>
+        <w:t>Adsorption process is thermodynamically favorable.</w:t>
+      </w:r>
+    </w:p>
+    <w:p>
+      <w:r>
+        <w:pict w14:anchorId="1C883F63">
+          <v:rect id="_x0000_i1046" style="width:0;height:1.5pt" o:hralign="center" o:hrstd="t" o:hr="t" fillcolor="#a0a0a0" stroked="f"/>
+        </w:pict>
+      </w:r>
+    </w:p>
+    <w:p>
+      <w:pPr>
+        <w:pStyle w:val="Title"/>
+      </w:pPr>
+      <w:r>
+        <w:t>Regeneration &amp; Recyclability</w:t>
+      </w:r>
+    </w:p>
+    <w:p>
+      <w:r>
+        <w:t>Three regeneration systems tested.</w:t>
+      </w:r>
+    </w:p>
+    <w:p>
+      <w:r>
+        <w:t>Ethanol-based elution proved effective.</w:t>
+      </w:r>
+    </w:p>
+    <w:p>
+      <w:r>
+        <w:t>Four adsorption–desorption cycles showed stable performance.</w:t>
+      </w:r>
+    </w:p>
+    <w:p>
+      <w:r>
+        <w:t>[Insert SDS-PAGE gel image]</w:t>
+      </w:r>
+    </w:p>
+    <w:p>
+      <w:r>
+        <w:pict w14:anchorId="31F48B2A">
+          <v:rect id="_x0000_i1047" style="width:0;height:1.5pt" o:hralign="center" o:hrstd="t" o:hr="t" fillcolor="#a0a0a0" stroked="f"/>
+        </w:pict>
+      </w:r>
+    </w:p>
+    <w:p>
+      <w:pPr>
+        <w:pStyle w:val="Title"/>
+      </w:pPr>
+      <w:r>
+        <w:t>Selectivity Validation (Experimental)</w:t>
+      </w:r>
+    </w:p>
+    <w:p>
+      <w:r>
+        <w:t>IgG adsorption evaluated under optimized HSA conditions.</w:t>
+      </w:r>
+    </w:p>
+    <w:p>
+      <w:r>
+        <w:t>Results confirmed:</w:t>
+      </w:r>
+    </w:p>
+    <w:p>
       <w:r>
         <w:lastRenderedPageBreak/>
-        <w:t>[Insert isotherm plots]</w:t>
-      </w:r>
-    </w:p>
-    <w:p>
-      <w:pPr>
-        <w:bidi/>
-      </w:pPr>
-      <w:r>
-        <w:pict w14:anchorId="166A6D66">
-          <v:rect id="_x0000_i1230" style="width:0;height:1.5pt" o:hralign="center" o:hrstd="t" o:hr="t" fillcolor="#a0a0a0" stroked="f"/>
-        </w:pict>
-      </w:r>
-    </w:p>
-    <w:p>
-      <w:pPr>
-        <w:bidi/>
-        <w:rPr>
-          <w:b/>
-          <w:bCs/>
-        </w:rPr>
-      </w:pPr>
-      <w:r>
-        <w:rPr>
-          <w:b/>
-          <w:bCs/>
-        </w:rPr>
-        <w:t>SLIDE 21 – Kinetic Study</w:t>
-      </w:r>
-    </w:p>
-    <w:p>
-      <w:pPr>
-        <w:bidi/>
-      </w:pPr>
-      <w:r>
-        <w:t>Pseudo-second-order model provided best fit.</w:t>
-      </w:r>
-    </w:p>
-    <w:p>
-      <w:pPr>
-        <w:bidi/>
-      </w:pPr>
-      <w:r>
-        <w:t>Indicates chemisorption-dominated interaction mechanism.</w:t>
-      </w:r>
-    </w:p>
-    <w:p>
-      <w:pPr>
-        <w:bidi/>
-      </w:pPr>
-      <w:r>
-        <w:t>[Insert kinetic plots]</w:t>
-      </w:r>
-    </w:p>
-    <w:p>
-      <w:pPr>
-        <w:bidi/>
-      </w:pPr>
-      <w:r>
-        <w:pict w14:anchorId="0BF3A186">
-          <v:rect id="_x0000_i1231" style="width:0;height:1.5pt" o:hralign="center" o:hrstd="t" o:hr="t" fillcolor="#a0a0a0" stroked="f"/>
-        </w:pict>
-      </w:r>
-    </w:p>
-    <w:p>
-      <w:pPr>
-        <w:bidi/>
-        <w:rPr>
-          <w:b/>
-          <w:bCs/>
-        </w:rPr>
-      </w:pPr>
-      <w:r>
-        <w:rPr>
-          <w:b/>
-          <w:bCs/>
-        </w:rPr>
-        <w:t>SLIDE 22 – Thermodynamic Analysis</w:t>
-      </w:r>
-    </w:p>
-    <w:p>
-      <w:pPr>
-        <w:bidi/>
-      </w:pPr>
-      <w:r>
-        <w:t>ΔG° &lt; 0 → spontaneous</w:t>
-      </w:r>
-      <w:r>
-        <w:br/>
-        <w:t>ΔH° → interaction nature</w:t>
-      </w:r>
-      <w:r>
-        <w:br/>
-        <w:t>ΔS° → interfacial entropy change</w:t>
-      </w:r>
-    </w:p>
-    <w:p>
-      <w:pPr>
-        <w:bidi/>
-      </w:pPr>
-      <w:r>
-        <w:t>[Insert thermodynamic graphs]</w:t>
-      </w:r>
-    </w:p>
-    <w:p>
-      <w:pPr>
-        <w:bidi/>
-      </w:pPr>
-      <w:r>
-        <w:t>Adsorption process is thermodynamically favorable.</w:t>
-      </w:r>
-    </w:p>
-    <w:p>
-      <w:pPr>
-        <w:bidi/>
-      </w:pPr>
-      <w:r>
-        <w:pict w14:anchorId="1C883F63">
-          <v:rect id="_x0000_i1232" style="width:0;height:1.5pt" o:hralign="center" o:hrstd="t" o:hr="t" fillcolor="#a0a0a0" stroked="f"/>
-        </w:pict>
-      </w:r>
-    </w:p>
-    <w:p>
-      <w:pPr>
-        <w:bidi/>
-        <w:rPr>
-          <w:b/>
-          <w:bCs/>
-        </w:rPr>
-      </w:pPr>
-      <w:r>
-        <w:rPr>
-          <w:b/>
-          <w:bCs/>
-        </w:rPr>
-        <w:t>SLIDE 23 – Regeneration &amp; Recyclability</w:t>
-      </w:r>
-    </w:p>
-    <w:p>
-      <w:pPr>
-        <w:bidi/>
-      </w:pPr>
-      <w:r>
-        <w:t>Three regeneration systems tested.</w:t>
-      </w:r>
-    </w:p>
-    <w:p>
-      <w:pPr>
-        <w:bidi/>
-      </w:pPr>
-      <w:r>
-        <w:t>Ethanol-based elution proved effective.</w:t>
-      </w:r>
-    </w:p>
-    <w:p>
-      <w:pPr>
-        <w:bidi/>
-      </w:pPr>
-      <w:r>
-        <w:t>Four adsorption–desorption cycles showed stable performance.</w:t>
-      </w:r>
-    </w:p>
-    <w:p>
-      <w:pPr>
-        <w:bidi/>
-      </w:pPr>
-      <w:r>
-        <w:t>[Insert SDS-PAGE gel image]</w:t>
-      </w:r>
-    </w:p>
-    <w:p>
-      <w:pPr>
-        <w:bidi/>
-      </w:pPr>
-      <w:r>
-        <w:pict w14:anchorId="31F48B2A">
-          <v:rect id="_x0000_i1233" style="width:0;height:1.5pt" o:hralign="center" o:hrstd="t" o:hr="t" fillcolor="#a0a0a0" stroked="f"/>
-        </w:pict>
-      </w:r>
-    </w:p>
-    <w:p>
-      <w:pPr>
-        <w:bidi/>
-        <w:rPr>
-          <w:b/>
-          <w:bCs/>
-        </w:rPr>
-      </w:pPr>
-      <w:r>
-        <w:rPr>
-          <w:b/>
-          <w:bCs/>
-        </w:rPr>
-        <w:t>SLIDE 24 – Selectivity Validation (Experimental)</w:t>
-      </w:r>
-    </w:p>
-    <w:p>
-      <w:pPr>
-        <w:bidi/>
-      </w:pPr>
-      <w:r>
-        <w:t>IgG adsorption evaluated under optimized HSA conditions.</w:t>
-      </w:r>
-    </w:p>
-    <w:p>
-      <w:pPr>
-        <w:bidi/>
-      </w:pPr>
-      <w:r>
-        <w:t>Results confirmed:</w:t>
-      </w:r>
-    </w:p>
-    <w:p>
-      <w:pPr>
-        <w:bidi/>
-      </w:pPr>
-      <w:r>
         <w:t>• Lower IgG adsorption capacity</w:t>
       </w:r>
       <w:r>
@@ -1609,285 +1111,166 @@
       </w:r>
     </w:p>
     <w:p>
-      <w:pPr>
-        <w:bidi/>
-      </w:pPr>
       <w:r>
         <w:t>Consistent with molecular docking predictions.</w:t>
       </w:r>
     </w:p>
     <w:p>
-      <w:pPr>
-        <w:bidi/>
-      </w:pPr>
       <w:r>
         <w:t>[Insert comparative adsorption graph]</w:t>
       </w:r>
     </w:p>
     <w:p>
-      <w:pPr>
-        <w:bidi/>
-      </w:pPr>
+      <w:r>
+        <w:pict w14:anchorId="0D8B87B4">
+          <v:rect id="_x0000_i1048" style="width:0;height:1.5pt" o:hralign="center" o:hrstd="t" o:hr="t" fillcolor="#a0a0a0" stroked="f"/>
+        </w:pict>
+      </w:r>
+    </w:p>
+    <w:p>
+      <w:pPr>
+        <w:pStyle w:val="Title"/>
+      </w:pPr>
+      <w:r>
+        <w:t>Effect of pH and Surface Charge</w:t>
+      </w:r>
+    </w:p>
+    <w:p>
+      <w:r>
+        <w:t>[Insert pH adsorption curve]</w:t>
+      </w:r>
+      <w:r>
+        <w:br/>
+        <w:t>[Insert zeta potential plot if available]</w:t>
+      </w:r>
+    </w:p>
+    <w:p>
+      <w:r>
+        <w:t>Maximum adsorption observed around pH 6.2.</w:t>
+      </w:r>
+    </w:p>
+    <w:p>
+      <w:r>
+        <w:t>This aligns with electrostatic interaction between modified surface and albumin charge distribution.</w:t>
+      </w:r>
+    </w:p>
+    <w:p>
+      <w:r>
+        <w:pict w14:anchorId="3CE1B5C5">
+          <v:rect id="_x0000_i1049" style="width:0;height:1.5pt" o:hralign="center" o:hrstd="t" o:hr="t" fillcolor="#a0a0a0" stroked="f"/>
+        </w:pict>
+      </w:r>
+    </w:p>
+    <w:p>
+      <w:pPr>
+        <w:pStyle w:val="Title"/>
+      </w:pPr>
+      <w:r>
+        <w:t>Packed Column Experiment</w:t>
+      </w:r>
+    </w:p>
+    <w:p>
+      <w:r>
+        <w:t>Continuous flow system implemented.</w:t>
+      </w:r>
+    </w:p>
+    <w:p>
+      <w:r>
+        <w:t>Breakthrough behavior monitored.</w:t>
+      </w:r>
+    </w:p>
+    <w:p>
+      <w:r>
+        <w:t>[Insert breakthrough curve]</w:t>
+      </w:r>
+    </w:p>
+    <w:p>
+      <w:r>
+        <w:t>Demonstrates applicability in dynamic conditions.</w:t>
+      </w:r>
+    </w:p>
+    <w:p>
+      <w:r>
+        <w:pict w14:anchorId="3A0714F1">
+          <v:rect id="_x0000_i1050" style="width:0;height:1.5pt" o:hralign="center" o:hrstd="t" o:hr="t" fillcolor="#a0a0a0" stroked="f"/>
+        </w:pict>
+      </w:r>
+    </w:p>
+    <w:p>
+      <w:pPr>
+        <w:pStyle w:val="Title"/>
+      </w:pPr>
+      <w:r>
+        <w:t>Binary Protein Separation</w:t>
+      </w:r>
+    </w:p>
+    <w:p>
+      <w:r>
+        <w:t>HSA/IgG mixture separation performed.</w:t>
+      </w:r>
+    </w:p>
+    <w:p>
+      <w:r>
+        <w:t>Selective retention observed.</w:t>
+      </w:r>
+    </w:p>
+    <w:p>
+      <w:r>
+        <w:t>[Insert binary chromatogram]</w:t>
+      </w:r>
+    </w:p>
+    <w:p>
+      <w:r>
+        <w:pict w14:anchorId="3CBB3B3E">
+          <v:rect id="_x0000_i1051" style="width:0;height:1.5pt" o:hralign="center" o:hrstd="t" o:hr="t" fillcolor="#a0a0a0" stroked="f"/>
+        </w:pict>
+      </w:r>
+    </w:p>
+    <w:p>
+      <w:pPr>
+        <w:pStyle w:val="Title"/>
+      </w:pPr>
+      <w:r>
+        <w:t>Real Human Serum Application</w:t>
+      </w:r>
+    </w:p>
+    <w:p>
+      <w:r>
+        <w:t>Real serum applied to packed column.</w:t>
+      </w:r>
+    </w:p>
+    <w:p>
+      <w:r>
+        <w:t>Eluted fractions analyzed by SDS-PAGE.</w:t>
+      </w:r>
+    </w:p>
+    <w:p>
+      <w:r>
+        <w:t>[Insert gel image]</w:t>
+      </w:r>
+    </w:p>
+    <w:p>
       <w:r>
         <w:lastRenderedPageBreak/>
-        <w:pict w14:anchorId="0D8B87B4">
-          <v:rect id="_x0000_i1234" style="width:0;height:1.5pt" o:hralign="center" o:hrstd="t" o:hr="t" fillcolor="#a0a0a0" stroked="f"/>
-        </w:pict>
-      </w:r>
-    </w:p>
-    <w:p>
-      <w:pPr>
-        <w:bidi/>
-        <w:rPr>
-          <w:b/>
-          <w:bCs/>
-        </w:rPr>
-      </w:pPr>
-      <w:r>
-        <w:rPr>
-          <w:b/>
-          <w:bCs/>
-        </w:rPr>
-        <w:t>SLIDE 25 – Effect of pH and Surface Charge</w:t>
-      </w:r>
-    </w:p>
-    <w:p>
-      <w:pPr>
-        <w:bidi/>
-      </w:pPr>
-      <w:r>
-        <w:t>[Insert pH adsorption curve]</w:t>
-      </w:r>
-      <w:r>
-        <w:br/>
-        <w:t>[Insert zeta potential plot if available]</w:t>
-      </w:r>
-    </w:p>
-    <w:p>
-      <w:pPr>
-        <w:bidi/>
-      </w:pPr>
-      <w:r>
-        <w:t>Maximum adsorption observed around pH 6.2.</w:t>
-      </w:r>
-    </w:p>
-    <w:p>
-      <w:pPr>
-        <w:bidi/>
-      </w:pPr>
-      <w:r>
-        <w:t>This aligns with electrostatic interaction between modified surface and albumin charge distribution.</w:t>
-      </w:r>
-    </w:p>
-    <w:p>
-      <w:pPr>
-        <w:bidi/>
-      </w:pPr>
-      <w:r>
-        <w:pict w14:anchorId="3CE1B5C5">
-          <v:rect id="_x0000_i1235" style="width:0;height:1.5pt" o:hralign="center" o:hrstd="t" o:hr="t" fillcolor="#a0a0a0" stroked="f"/>
-        </w:pict>
-      </w:r>
-    </w:p>
-    <w:p>
-      <w:pPr>
-        <w:bidi/>
-        <w:rPr>
-          <w:b/>
-          <w:bCs/>
-        </w:rPr>
-      </w:pPr>
-      <w:r>
-        <w:rPr>
-          <w:b/>
-          <w:bCs/>
-        </w:rPr>
-        <w:t>SLIDE 26 – Packed Column Experiment</w:t>
-      </w:r>
-    </w:p>
-    <w:p>
-      <w:pPr>
-        <w:bidi/>
-      </w:pPr>
-      <w:r>
-        <w:t>Continuous flow system implemented.</w:t>
-      </w:r>
-    </w:p>
-    <w:p>
-      <w:pPr>
-        <w:bidi/>
-      </w:pPr>
-      <w:r>
-        <w:t>Breakthrough behavior monitored.</w:t>
-      </w:r>
-    </w:p>
-    <w:p>
-      <w:pPr>
-        <w:bidi/>
-      </w:pPr>
-      <w:r>
-        <w:t>[Insert breakthrough curve]</w:t>
-      </w:r>
-    </w:p>
-    <w:p>
-      <w:pPr>
-        <w:bidi/>
-      </w:pPr>
-      <w:r>
-        <w:t>Demonstrates applicability in dynamic conditions.</w:t>
-      </w:r>
-    </w:p>
-    <w:p>
-      <w:pPr>
-        <w:bidi/>
-      </w:pPr>
-      <w:r>
-        <w:pict w14:anchorId="3A0714F1">
-          <v:rect id="_x0000_i1236" style="width:0;height:1.5pt" o:hralign="center" o:hrstd="t" o:hr="t" fillcolor="#a0a0a0" stroked="f"/>
-        </w:pict>
-      </w:r>
-    </w:p>
-    <w:p>
-      <w:pPr>
-        <w:bidi/>
-        <w:rPr>
-          <w:b/>
-          <w:bCs/>
-        </w:rPr>
-      </w:pPr>
-      <w:r>
-        <w:rPr>
-          <w:b/>
-          <w:bCs/>
-        </w:rPr>
-        <w:t>SLIDE 27 – Binary Protein Separation</w:t>
-      </w:r>
-    </w:p>
-    <w:p>
-      <w:pPr>
-        <w:bidi/>
-      </w:pPr>
-      <w:r>
-        <w:t>HSA/IgG mixture separation performed.</w:t>
-      </w:r>
-    </w:p>
-    <w:p>
-      <w:pPr>
-        <w:bidi/>
-      </w:pPr>
-      <w:r>
-        <w:t>Selective retention observed.</w:t>
-      </w:r>
-    </w:p>
-    <w:p>
-      <w:pPr>
-        <w:bidi/>
-      </w:pPr>
-      <w:r>
-        <w:t>[Insert binary chromatogram]</w:t>
-      </w:r>
-    </w:p>
-    <w:p>
-      <w:pPr>
-        <w:bidi/>
-      </w:pPr>
-      <w:r>
-        <w:pict w14:anchorId="3CBB3B3E">
-          <v:rect id="_x0000_i1237" style="width:0;height:1.5pt" o:hralign="center" o:hrstd="t" o:hr="t" fillcolor="#a0a0a0" stroked="f"/>
-        </w:pict>
-      </w:r>
-    </w:p>
-    <w:p>
-      <w:pPr>
-        <w:bidi/>
-        <w:rPr>
-          <w:b/>
-          <w:bCs/>
-        </w:rPr>
-      </w:pPr>
-      <w:r>
-        <w:rPr>
-          <w:b/>
-          <w:bCs/>
-        </w:rPr>
-        <w:t>SLIDE 28 – Real Human Serum Application</w:t>
-      </w:r>
-    </w:p>
-    <w:p>
-      <w:pPr>
-        <w:bidi/>
-      </w:pPr>
-      <w:r>
-        <w:t>Real serum applied to packed column.</w:t>
-      </w:r>
-    </w:p>
-    <w:p>
-      <w:pPr>
-        <w:bidi/>
-      </w:pPr>
-      <w:r>
-        <w:t>Eluted fractions analyzed by SDS-PAGE.</w:t>
-      </w:r>
-    </w:p>
-    <w:p>
-      <w:pPr>
-        <w:bidi/>
-      </w:pPr>
-      <w:r>
-        <w:t>[Insert gel image]</w:t>
-      </w:r>
-    </w:p>
-    <w:p>
-      <w:pPr>
-        <w:bidi/>
-      </w:pPr>
-      <w:r>
         <w:t>Demonstrates real-matrix performance.</w:t>
       </w:r>
     </w:p>
     <w:p>
-      <w:pPr>
-        <w:bidi/>
-      </w:pPr>
       <w:r>
         <w:pict w14:anchorId="75DC7D41">
-          <v:rect id="_x0000_i1238" style="width:0;height:1.5pt" o:hralign="center" o:hrstd="t" o:hr="t" fillcolor="#a0a0a0" stroked="f"/>
-        </w:pict>
-      </w:r>
-    </w:p>
-    <w:p>
-      <w:pPr>
-        <w:bidi/>
-        <w:rPr>
-          <w:b/>
-          <w:bCs/>
-        </w:rPr>
-      </w:pPr>
-      <w:r>
-        <w:rPr>
-          <w:b/>
-          <w:bCs/>
-        </w:rPr>
-        <w:t>SLIDE 29 – Overall Performance Summary</w:t>
-      </w:r>
-    </w:p>
-    <w:p>
-      <w:pPr>
-        <w:bidi/>
-      </w:pPr>
-      <w:r>
-        <w:rPr>
-          <w:rFonts w:ascii="Segoe UI Symbol" w:hAnsi="Segoe UI Symbol" w:cs="Segoe UI Symbol"/>
-        </w:rPr>
-        <w:lastRenderedPageBreak/>
-        <w:t>✔</w:t>
-      </w:r>
-      <w:r>
-        <w:t xml:space="preserve"> Selective adsorption</w:t>
-      </w:r>
-      <w:r>
-        <w:br/>
-      </w:r>
+          <v:rect id="_x0000_i1052" style="width:0;height:1.5pt" o:hralign="center" o:hrstd="t" o:hr="t" fillcolor="#a0a0a0" stroked="f"/>
+        </w:pict>
+      </w:r>
+    </w:p>
+    <w:p>
+      <w:pPr>
+        <w:pStyle w:val="Title"/>
+      </w:pPr>
+      <w:r>
+        <w:t>Overall Performance Summary</w:t>
+      </w:r>
+    </w:p>
+    <w:p>
       <w:r>
         <w:rPr>
           <w:rFonts w:ascii="Segoe UI Symbol" w:hAnsi="Segoe UI Symbol" w:cs="Segoe UI Symbol"/>
@@ -1895,7 +1278,7 @@
         <w:t>✔</w:t>
       </w:r>
       <w:r>
-        <w:t xml:space="preserve"> Regenerability</w:t>
+        <w:t xml:space="preserve"> Selective adsorption</w:t>
       </w:r>
       <w:r>
         <w:br/>
@@ -1907,7 +1290,7 @@
         <w:t>✔</w:t>
       </w:r>
       <w:r>
-        <w:t xml:space="preserve"> Reproducibility</w:t>
+        <w:t xml:space="preserve"> Regenerability</w:t>
       </w:r>
       <w:r>
         <w:br/>
@@ -1919,7 +1302,7 @@
         <w:t>✔</w:t>
       </w:r>
       <w:r>
-        <w:t xml:space="preserve"> Real serum validation</w:t>
+        <w:t xml:space="preserve"> Reproducibility</w:t>
       </w:r>
       <w:r>
         <w:br/>
@@ -1931,33 +1314,34 @@
         <w:t>✔</w:t>
       </w:r>
       <w:r>
+        <w:t xml:space="preserve"> Real serum validation</w:t>
+      </w:r>
+      <w:r>
+        <w:br/>
+      </w:r>
+      <w:r>
+        <w:rPr>
+          <w:rFonts w:ascii="Segoe UI Symbol" w:hAnsi="Segoe UI Symbol" w:cs="Segoe UI Symbol"/>
+        </w:rPr>
+        <w:t>✔</w:t>
+      </w:r>
+      <w:r>
         <w:t xml:space="preserve"> Mechanistic support via docking</w:t>
       </w:r>
     </w:p>
     <w:p>
-      <w:pPr>
-        <w:bidi/>
-      </w:pPr>
       <w:r>
         <w:pict w14:anchorId="26BE2E9C">
-          <v:rect id="_x0000_i1239" style="width:0;height:1.5pt" o:hralign="center" o:hrstd="t" o:hr="t" fillcolor="#a0a0a0" stroked="f"/>
-        </w:pict>
-      </w:r>
-    </w:p>
-    <w:p>
-      <w:pPr>
-        <w:bidi/>
-        <w:rPr>
-          <w:b/>
-          <w:bCs/>
-        </w:rPr>
-      </w:pPr>
-      <w:r>
-        <w:rPr>
-          <w:b/>
-          <w:bCs/>
-        </w:rPr>
-        <w:t>SLIDE 30 – Scientific Contribution</w:t>
+          <v:rect id="_x0000_i1053" style="width:0;height:1.5pt" o:hralign="center" o:hrstd="t" o:hr="t" fillcolor="#a0a0a0" stroked="f"/>
+        </w:pict>
+      </w:r>
+    </w:p>
+    <w:p>
+      <w:pPr>
+        <w:pStyle w:val="Title"/>
+      </w:pPr>
+      <w:r>
+        <w:t>Scientific Contribution</w:t>
       </w:r>
     </w:p>
     <w:p>
@@ -1966,7 +1350,6 @@
           <w:ilvl w:val="0"/>
           <w:numId w:val="2"/>
         </w:numPr>
-        <w:bidi/>
       </w:pPr>
       <w:r>
         <w:t>Rational silane precursor screening</w:t>
@@ -1978,7 +1361,6 @@
           <w:ilvl w:val="0"/>
           <w:numId w:val="2"/>
         </w:numPr>
-        <w:bidi/>
       </w:pPr>
       <w:r>
         <w:t>Computational prediction of selectivity</w:t>
@@ -1990,7 +1372,6 @@
           <w:ilvl w:val="0"/>
           <w:numId w:val="2"/>
         </w:numPr>
-        <w:bidi/>
       </w:pPr>
       <w:r>
         <w:t>Mechanistic adsorption modeling</w:t>
@@ -2002,50 +1383,32 @@
           <w:ilvl w:val="0"/>
           <w:numId w:val="2"/>
         </w:numPr>
-        <w:bidi/>
       </w:pPr>
       <w:r>
         <w:t>Practical demonstration in real serum</w:t>
       </w:r>
     </w:p>
     <w:p>
-      <w:pPr>
-        <w:bidi/>
-      </w:pPr>
       <w:r>
         <w:pict w14:anchorId="690EE438">
-          <v:rect id="_x0000_i1240" style="width:0;height:1.5pt" o:hralign="center" o:hrstd="t" o:hr="t" fillcolor="#a0a0a0" stroked="f"/>
-        </w:pict>
-      </w:r>
-    </w:p>
-    <w:p>
-      <w:pPr>
-        <w:bidi/>
-        <w:rPr>
-          <w:b/>
-          <w:bCs/>
-        </w:rPr>
-      </w:pPr>
-      <w:r>
-        <w:rPr>
-          <w:b/>
-          <w:bCs/>
-        </w:rPr>
-        <w:t>SLIDE 31 – Industrial Outlook</w:t>
-      </w:r>
-    </w:p>
-    <w:p>
-      <w:pPr>
-        <w:bidi/>
-      </w:pPr>
+          <v:rect id="_x0000_i1054" style="width:0;height:1.5pt" o:hralign="center" o:hrstd="t" o:hr="t" fillcolor="#a0a0a0" stroked="f"/>
+        </w:pict>
+      </w:r>
+    </w:p>
+    <w:p>
+      <w:pPr>
+        <w:pStyle w:val="Title"/>
+      </w:pPr>
+      <w:r>
+        <w:t>Industrial Outlook</w:t>
+      </w:r>
+    </w:p>
+    <w:p>
       <w:r>
         <w:t>Potential advantages over chromatography:</w:t>
       </w:r>
     </w:p>
     <w:p>
-      <w:pPr>
-        <w:bidi/>
-      </w:pPr>
       <w:r>
         <w:t>• Lower cost</w:t>
       </w:r>
@@ -2063,43 +1426,26 @@
       </w:r>
     </w:p>
     <w:p>
-      <w:pPr>
-        <w:bidi/>
-      </w:pPr>
       <w:r>
         <w:pict w14:anchorId="7B563878">
-          <v:rect id="_x0000_i1241" style="width:0;height:1.5pt" o:hralign="center" o:hrstd="t" o:hr="t" fillcolor="#a0a0a0" stroked="f"/>
-        </w:pict>
-      </w:r>
-    </w:p>
-    <w:p>
-      <w:pPr>
-        <w:bidi/>
-        <w:rPr>
-          <w:b/>
-          <w:bCs/>
-        </w:rPr>
-      </w:pPr>
-      <w:r>
-        <w:rPr>
-          <w:b/>
-          <w:bCs/>
-        </w:rPr>
-        <w:t>SLIDE 32 – Final Conclusion</w:t>
-      </w:r>
-    </w:p>
-    <w:p>
-      <w:pPr>
-        <w:bidi/>
-      </w:pPr>
+          <v:rect id="_x0000_i1055" style="width:0;height:1.5pt" o:hralign="center" o:hrstd="t" o:hr="t" fillcolor="#a0a0a0" stroked="f"/>
+        </w:pict>
+      </w:r>
+    </w:p>
+    <w:p>
+      <w:pPr>
+        <w:pStyle w:val="Title"/>
+      </w:pPr>
+      <w:r>
+        <w:t>Final Conclusion</w:t>
+      </w:r>
+    </w:p>
+    <w:p>
       <w:r>
         <w:t>DTSACL-modified bentonite provides:</w:t>
       </w:r>
     </w:p>
     <w:p>
-      <w:pPr>
-        <w:bidi/>
-      </w:pPr>
       <w:r>
         <w:t>• Controlled surface affinity</w:t>
       </w:r>
@@ -2117,18 +1463,11 @@
       </w:r>
     </w:p>
     <w:p>
-      <w:pPr>
-        <w:bidi/>
-      </w:pPr>
       <w:r>
         <w:t>This work presents a promising adsorption-based alternative for protein purification</w:t>
       </w:r>
     </w:p>
-    <w:p>
-      <w:pPr>
-        <w:bidi/>
-      </w:pPr>
-    </w:p>
+    <w:p/>
     <w:sectPr>
       <w:pgSz w:w="12240" w:h="15840"/>
       <w:pgMar w:top="1440" w:right="1440" w:bottom="1440" w:left="1440" w:header="720" w:footer="720" w:gutter="0"/>
@@ -2142,6 +1481,120 @@
 <file path=word/numbering.xml><?xml version="1.0" encoding="utf-8"?>
 <w:numbering xmlns:wpc="http://schemas.microsoft.com/office/word/2010/wordprocessingCanvas" xmlns:cx="http://schemas.microsoft.com/office/drawing/2014/chartex" xmlns:cx1="http://schemas.microsoft.com/office/drawing/2015/9/8/chartex" xmlns:cx2="http://schemas.microsoft.com/office/drawing/2015/10/21/chartex" xmlns:cx3="http://schemas.microsoft.com/office/drawing/2016/5/9/chartex" xmlns:cx4="http://schemas.microsoft.com/office/drawing/2016/5/10/chartex" xmlns:cx5="http://schemas.microsoft.com/office/drawing/2016/5/11/chartex" xmlns:cx6="http://schemas.microsoft.com/office/drawing/2016/5/12/chartex" xmlns:cx7="http://schemas.microsoft.com/office/drawing/2016/5/13/chartex" xmlns:cx8="http://schemas.microsoft.com/office/drawing/2016/5/14/chartex" xmlns:mc="http://schemas.openxmlformats.org/markup-compatibility/2006" xmlns:aink="http://schemas.microsoft.com/office/drawing/2016/ink" xmlns:am3d="http://schemas.microsoft.com/office/drawing/2017/model3d" xmlns:o="urn:schemas-microsoft-com:office:office" xmlns:oel="http://schemas.microsoft.com/office/2019/extlst" xmlns:r="http://schemas.openxmlformats.org/officeDocument/2006/relationships" xmlns:m="http://schemas.openxmlformats.org/officeDocument/2006/math" xmlns:v="urn:schemas-microsoft-com:vml" xmlns:wp14="http://schemas.microsoft.com/office/word/2010/wordprocessingDrawing" xmlns:wp="http://schemas.openxmlformats.org/drawingml/2006/wordprocessingDrawing" xmlns:w10="urn:schemas-microsoft-com:office:word" xmlns:w="http://schemas.openxmlformats.org/wordprocessingml/2006/main" xmlns:w14="http://schemas.microsoft.com/office/word/2010/wordml" xmlns:w15="http://schemas.microsoft.com/office/word/2012/wordml" xmlns:w16cex="http://schemas.microsoft.com/office/word/2018/wordml/cex" xmlns:w16cid="http://schemas.microsoft.com/office/word/2016/wordml/cid" xmlns:w16="http://schemas.microsoft.com/office/word/2018/wordml" xmlns:w16du="http://schemas.microsoft.com/office/word/2023/wordml/word16du" xmlns:w16sdtdh="http://schemas.microsoft.com/office/word/2020/wordml/sdtdatahash" xmlns:w16sdtfl="http://schemas.microsoft.com/office/word/2024/wordml/sdtformatlock" xmlns:w16se="http://schemas.microsoft.com/office/word/2015/wordml/symex" xmlns:wpg="http://schemas.microsoft.com/office/word/2010/wordprocessingGroup" xmlns:wpi="http://schemas.microsoft.com/office/word/2010/wordprocessingInk" xmlns:wne="http://schemas.microsoft.com/office/word/2006/wordml" xmlns:wps="http://schemas.microsoft.com/office/word/2010/wordprocessingShape" mc:Ignorable="w14 w15 w16se w16cid w16 w16cex w16sdtdh w16sdtfl w16du wp14">
   <w:abstractNum w:abstractNumId="0" w15:restartNumberingAfterBreak="0">
+    <w:nsid w:val="0AA50727"/>
+    <w:multiLevelType w:val="multilevel"/>
+    <w:tmpl w:val="1B5A92F8"/>
+    <w:lvl w:ilvl="0">
+      <w:start w:val="1"/>
+      <w:numFmt w:val="decimal"/>
+      <w:pStyle w:val="Title"/>
+      <w:lvlText w:val="Slide %1 - "/>
+      <w:lvlJc w:val="left"/>
+      <w:pPr>
+        <w:ind w:left="1260" w:hanging="360"/>
+      </w:pPr>
+      <w:rPr>
+        <w:rFonts w:hint="default"/>
+      </w:rPr>
+    </w:lvl>
+    <w:lvl w:ilvl="1">
+      <w:start w:val="1"/>
+      <w:numFmt w:val="decimal"/>
+      <w:lvlText w:val="%1.%2."/>
+      <w:lvlJc w:val="left"/>
+      <w:pPr>
+        <w:ind w:left="792" w:hanging="432"/>
+      </w:pPr>
+      <w:rPr>
+        <w:rFonts w:hint="default"/>
+      </w:rPr>
+    </w:lvl>
+    <w:lvl w:ilvl="2">
+      <w:start w:val="1"/>
+      <w:numFmt w:val="decimal"/>
+      <w:lvlText w:val="%1.%2.%3."/>
+      <w:lvlJc w:val="left"/>
+      <w:pPr>
+        <w:ind w:left="1224" w:hanging="504"/>
+      </w:pPr>
+      <w:rPr>
+        <w:rFonts w:hint="default"/>
+      </w:rPr>
+    </w:lvl>
+    <w:lvl w:ilvl="3">
+      <w:start w:val="1"/>
+      <w:numFmt w:val="decimal"/>
+      <w:lvlText w:val="%1.%2.%3.%4."/>
+      <w:lvlJc w:val="left"/>
+      <w:pPr>
+        <w:ind w:left="1728" w:hanging="648"/>
+      </w:pPr>
+      <w:rPr>
+        <w:rFonts w:hint="default"/>
+      </w:rPr>
+    </w:lvl>
+    <w:lvl w:ilvl="4">
+      <w:start w:val="1"/>
+      <w:numFmt w:val="decimal"/>
+      <w:lvlText w:val="%1.%2.%3.%4.%5."/>
+      <w:lvlJc w:val="left"/>
+      <w:pPr>
+        <w:ind w:left="2232" w:hanging="792"/>
+      </w:pPr>
+      <w:rPr>
+        <w:rFonts w:hint="default"/>
+      </w:rPr>
+    </w:lvl>
+    <w:lvl w:ilvl="5">
+      <w:start w:val="1"/>
+      <w:numFmt w:val="decimal"/>
+      <w:lvlText w:val="%1.%2.%3.%4.%5.%6."/>
+      <w:lvlJc w:val="left"/>
+      <w:pPr>
+        <w:ind w:left="2736" w:hanging="936"/>
+      </w:pPr>
+      <w:rPr>
+        <w:rFonts w:hint="default"/>
+      </w:rPr>
+    </w:lvl>
+    <w:lvl w:ilvl="6">
+      <w:start w:val="1"/>
+      <w:numFmt w:val="decimal"/>
+      <w:lvlText w:val="%1.%2.%3.%4.%5.%6.%7."/>
+      <w:lvlJc w:val="left"/>
+      <w:pPr>
+        <w:ind w:left="3240" w:hanging="1080"/>
+      </w:pPr>
+      <w:rPr>
+        <w:rFonts w:hint="default"/>
+      </w:rPr>
+    </w:lvl>
+    <w:lvl w:ilvl="7">
+      <w:start w:val="1"/>
+      <w:numFmt w:val="decimal"/>
+      <w:lvlText w:val="%1.%2.%3.%4.%5.%6.%7.%8."/>
+      <w:lvlJc w:val="left"/>
+      <w:pPr>
+        <w:ind w:left="3744" w:hanging="1224"/>
+      </w:pPr>
+      <w:rPr>
+        <w:rFonts w:hint="default"/>
+      </w:rPr>
+    </w:lvl>
+    <w:lvl w:ilvl="8">
+      <w:start w:val="1"/>
+      <w:numFmt w:val="decimal"/>
+      <w:lvlText w:val="%1.%2.%3.%4.%5.%6.%7.%8.%9."/>
+      <w:lvlJc w:val="left"/>
+      <w:pPr>
+        <w:ind w:left="4320" w:hanging="1440"/>
+      </w:pPr>
+      <w:rPr>
+        <w:rFonts w:hint="default"/>
+      </w:rPr>
+    </w:lvl>
+  </w:abstractNum>
+  <w:abstractNum w:abstractNumId="1" w15:restartNumberingAfterBreak="0">
     <w:nsid w:val="12091502"/>
     <w:multiLevelType w:val="multilevel"/>
     <w:tmpl w:val="1FB825E8"/>
@@ -2254,7 +1707,7 @@
       </w:pPr>
     </w:lvl>
   </w:abstractNum>
-  <w:abstractNum w:abstractNumId="1" w15:restartNumberingAfterBreak="0">
+  <w:abstractNum w:abstractNumId="2" w15:restartNumberingAfterBreak="0">
     <w:nsid w:val="5C8B11B2"/>
     <w:multiLevelType w:val="multilevel"/>
     <w:tmpl w:val="129A128A"/>
@@ -2368,10 +1821,13 @@
     </w:lvl>
   </w:abstractNum>
   <w:num w:numId="1" w16cid:durableId="1254247237">
-    <w:abstractNumId w:val="0"/>
+    <w:abstractNumId w:val="1"/>
   </w:num>
   <w:num w:numId="2" w16cid:durableId="1060977306">
-    <w:abstractNumId w:val="1"/>
+    <w:abstractNumId w:val="2"/>
+  </w:num>
+  <w:num w:numId="3" w16cid:durableId="427696119">
+    <w:abstractNumId w:val="0"/>
   </w:num>
 </w:numbering>
 </file>
@@ -2979,6 +2435,7 @@
   <w:style w:type="character" w:default="1" w:styleId="DefaultParagraphFont">
     <w:name w:val="Default Paragraph Font"/>
     <w:uiPriority w:val="1"/>
+    <w:semiHidden/>
     <w:unhideWhenUsed/>
   </w:style>
   <w:style w:type="table" w:default="1" w:styleId="TableNormal">
@@ -3123,22 +2580,21 @@
   </w:style>
   <w:style w:type="paragraph" w:styleId="Title">
     <w:name w:val="Title"/>
-    <w:basedOn w:val="Normal"/>
+    <w:basedOn w:val="ListParagraph"/>
     <w:next w:val="Normal"/>
     <w:link w:val="TitleChar"/>
     <w:uiPriority w:val="10"/>
     <w:qFormat/>
-    <w:rsid w:val="00231391"/>
+    <w:rsid w:val="000872F4"/>
     <w:pPr>
-      <w:spacing w:after="80" w:line="240" w:lineRule="auto"/>
-      <w:contextualSpacing/>
+      <w:numPr>
+        <w:numId w:val="3"/>
+      </w:numPr>
+      <w:ind w:left="1080" w:hanging="1080"/>
     </w:pPr>
     <w:rPr>
-      <w:rFonts w:asciiTheme="majorHAnsi" w:eastAsiaTheme="majorEastAsia" w:hAnsiTheme="majorHAnsi" w:cstheme="majorBidi"/>
-      <w:spacing w:val="-10"/>
-      <w:kern w:val="28"/>
-      <w:sz w:val="56"/>
-      <w:szCs w:val="56"/>
+      <w:b/>
+      <w:bCs/>
     </w:rPr>
   </w:style>
   <w:style w:type="character" w:customStyle="1" w:styleId="TitleChar">
@@ -3146,13 +2602,10 @@
     <w:basedOn w:val="DefaultParagraphFont"/>
     <w:link w:val="Title"/>
     <w:uiPriority w:val="10"/>
-    <w:rsid w:val="00231391"/>
+    <w:rsid w:val="000872F4"/>
     <w:rPr>
-      <w:rFonts w:asciiTheme="majorHAnsi" w:eastAsiaTheme="majorEastAsia" w:hAnsiTheme="majorHAnsi" w:cstheme="majorBidi"/>
-      <w:spacing w:val="-10"/>
-      <w:kern w:val="28"/>
-      <w:sz w:val="56"/>
-      <w:szCs w:val="56"/>
+      <w:b/>
+      <w:bCs/>
     </w:rPr>
   </w:style>
   <w:style w:type="paragraph" w:styleId="Subtitle">
